--- a/Paisa_Bazaar_All_in_One_Project_Document_WITH_SCREENSHOTS.docx module 4.docx
+++ b/Paisa_Bazaar_All_in_One_Project_Document_WITH_SCREENSHOTS.docx module 4.docx
@@ -260,10 +260,59 @@
       </w:r>
     </w:p>
     <w:p>
+      <w:pPr>
+        <w:keepNext w:val="0"/>
+        <w:keepLines w:val="0"/>
+        <w:widowControl/>
+        <w:suppressLineNumbers w:val="0"/>
+        <w:spacing w:before="0" w:beforeAutospacing="0" w:after="299" w:afterAutospacing="0" w:line="304" w:lineRule="auto"/>
+        <w:ind w:left="-5" w:right="9" w:hanging="10"/>
+        <w:jc w:val="left"/>
+        <w:rPr>
+          <w:lang w:val="en-US"/>
+        </w:rPr>
+      </w:pPr>
       <w:r>
         <w:t>The project analyzes customer credit and financial behaviour to identify risk patterns, compare customer segments, and create an executive fraud-risk monitoring dashboard. The dashboard supports prioritization and investigation; it does not prove that a customer committed fraud.</w:t>
       </w:r>
-    </w:p>
+      <w:r>
+        <w:rPr>
+          <w:rFonts w:ascii="Arial" w:hAnsi="Arial" w:eastAsia="Arial" w:cs="Arial"/>
+          <w:color w:val="000000"/>
+          <w:kern w:val="2"/>
+          <w:sz w:val="20"/>
+          <w:szCs w:val="24"/>
+          <w:lang w:val="en-US" w:eastAsia="zh-CN" w:bidi="ar"/>
+        </w:rPr>
+        <w:t>The main objective of this project is to analyze customer credit and financial behaviour, identify areas where risk is concentrated, and provide management with an interactive dashboard for fraud-risk monitoring.</w:t>
+      </w:r>
+    </w:p>
+    <w:p>
+      <w:pPr>
+        <w:keepNext w:val="0"/>
+        <w:keepLines w:val="0"/>
+        <w:widowControl/>
+        <w:suppressLineNumbers w:val="0"/>
+        <w:spacing w:before="0" w:beforeAutospacing="0" w:after="299" w:afterAutospacing="0" w:line="304" w:lineRule="auto"/>
+        <w:ind w:left="-5" w:right="9" w:hanging="10"/>
+        <w:jc w:val="left"/>
+        <w:rPr>
+          <w:lang w:val="en-US"/>
+        </w:rPr>
+      </w:pPr>
+      <w:r>
+        <w:rPr>
+          <w:rFonts w:ascii="Arial" w:hAnsi="Arial" w:eastAsia="Arial" w:cs="Arial"/>
+          <w:color w:val="000000"/>
+          <w:kern w:val="2"/>
+          <w:sz w:val="20"/>
+          <w:szCs w:val="24"/>
+          <w:lang w:val="en-US" w:eastAsia="zh-CN" w:bidi="ar"/>
+        </w:rPr>
+        <w:t>One important point I want to clarify is that this dashboard does not prove that a customer has committed fraud. Instead, it identifies customers and behaviours that show stronger risk signals and therefore may require closer monitoring.</w:t>
+      </w:r>
+    </w:p>
+    <w:p/>
     <w:p>
       <w:pPr>
         <w:spacing w:before="140" w:after="60"/>
@@ -369,64 +418,13 @@
     <w:p>
       <w:pPr>
         <w:spacing w:before="140" w:after="60"/>
-      </w:pPr>
-      <w:r>
         <w:rPr>
           <w:rFonts w:ascii="Arial" w:hAnsi="Arial"/>
           <w:b/>
           <w:color w:val="70182D"/>
           <w:sz w:val="32"/>
         </w:rPr>
-        <w:t>4. DATA / ANALYTICAL CONCEPTS</w:t>
-      </w:r>
-    </w:p>
-    <w:p>
-      <w:pPr>
-        <w:pStyle w:val="23"/>
-      </w:pPr>
-      <w:r>
-        <w:t>Customer-level analysis using Customer_ID.</w:t>
-      </w:r>
-    </w:p>
-    <w:p>
-      <w:pPr>
-        <w:pStyle w:val="23"/>
-      </w:pPr>
-      <w:r>
-        <w:t>Credit-risk classification using Credit_Score categories such as Good, Standard and Poor.</w:t>
-      </w:r>
-    </w:p>
-    <w:p>
-      <w:pPr>
-        <w:pStyle w:val="23"/>
-      </w:pPr>
-      <w:r>
-        <w:t>Financial variables such as Annual_Income, Monthly_Inhand_Salary, Outstanding_Debt, Total_EMI_per_month and Amount_invested_monthly.</w:t>
-      </w:r>
-    </w:p>
-    <w:p>
-      <w:pPr>
-        <w:pStyle w:val="23"/>
-      </w:pPr>
-      <w:r>
-        <w:t>Behavioural variables such as Delay_from_due_date, Num_Credit_Inquiries and Credit_Utilization_Ratio.</w:t>
-      </w:r>
-    </w:p>
-    <w:p>
-      <w:pPr>
-        <w:pStyle w:val="23"/>
-      </w:pPr>
-      <w:r>
-        <w:t>Segmentation variables such as Age Group, Occupation, Payment_Behaviour and Credit_Mix.</w:t>
-      </w:r>
-    </w:p>
-    <w:p>
-      <w:pPr>
-        <w:pStyle w:val="23"/>
-      </w:pPr>
-      <w:r>
-        <w:t>Repeated customer records make DISTINCTCOUNT important for unique-customer KPIs.</w:t>
-      </w:r>
+      </w:pPr>
     </w:p>
     <w:p>
       <w:pPr>
@@ -439,12 +437,7 @@
           <w:color w:val="70182D"/>
           <w:sz w:val="32"/>
         </w:rPr>
-        <w:t>5. DATA PREPARATION &amp; TRANSFORMATION</w:t>
-      </w:r>
-    </w:p>
-    <w:p>
-      <w:r>
-        <w:t>The dashboard uses transformed fields such as Age Group and measures for customer-level and portfolio-level KPIs. The project brief also expects discussion of missing values, duplicates, inconsistencies, cleaning steps and data types during the presentation.</w:t>
+        <w:t>4. DATA / ANALYTICAL CONCEPTS</w:t>
       </w:r>
     </w:p>
     <w:p>
@@ -452,7 +445,7 @@
         <w:pStyle w:val="23"/>
       </w:pPr>
       <w:r>
-        <w:t>Create Age Group from Age.</w:t>
+        <w:t>Customer-level analysis using Customer_ID.</w:t>
       </w:r>
     </w:p>
     <w:p>
@@ -460,7 +453,7 @@
         <w:pStyle w:val="23"/>
       </w:pPr>
       <w:r>
-        <w:t>Use DISTINCTCOUNT for unique customer KPIs.</w:t>
+        <w:t>Credit-risk classification using Credit_Score categories such as Good, Standard and Poor.</w:t>
       </w:r>
     </w:p>
     <w:p>
@@ -468,7 +461,7 @@
         <w:pStyle w:val="23"/>
       </w:pPr>
       <w:r>
-        <w:t>Use measures for averages and percentages.</w:t>
+        <w:t>Financial variables such as Annual_Income, Monthly_Inhand_Salary, Outstanding_Debt, Total_EMI_per_month and Amount_invested_monthly.</w:t>
       </w:r>
     </w:p>
     <w:p>
@@ -476,7 +469,7 @@
         <w:pStyle w:val="23"/>
       </w:pPr>
       <w:r>
-        <w:t>Use filtered measures for High Risk, Monitor and Low Risk customer counts.</w:t>
+        <w:t>Behavioural variables such as Delay_from_due_date, Num_Credit_Inquiries and Credit_Utilization_Ratio.</w:t>
       </w:r>
     </w:p>
     <w:p>
@@ -484,7 +477,7 @@
         <w:pStyle w:val="23"/>
       </w:pPr>
       <w:r>
-        <w:t>Use slicers for interactive segmentation.</w:t>
+        <w:t>Segmentation variables such as Age Group, Occupation, Payment_Behaviour and Credit_Mix.</w:t>
       </w:r>
     </w:p>
     <w:p>
@@ -492,7 +485,7 @@
         <w:pStyle w:val="23"/>
       </w:pPr>
       <w:r>
-        <w:t>Check unknown/missing categories before drawing business conclusions.</w:t>
+        <w:t>Repeated customer records make DISTINCTCOUNT important for unique-customer KPIs.</w:t>
       </w:r>
     </w:p>
     <w:p>
@@ -506,6 +499,73 @@
           <w:color w:val="70182D"/>
           <w:sz w:val="32"/>
         </w:rPr>
+        <w:t>5. DATA PREPARATION &amp; TRANSFORMATION</w:t>
+      </w:r>
+    </w:p>
+    <w:p>
+      <w:r>
+        <w:t>The dashboard uses transformed fields such as Age Group and measures for customer-level and portfolio-level KPIs. The project brief also expects discussion of missing values, duplicates, inconsistencies, cleaning steps and data types during the presentation.</w:t>
+      </w:r>
+    </w:p>
+    <w:p>
+      <w:pPr>
+        <w:pStyle w:val="23"/>
+      </w:pPr>
+      <w:r>
+        <w:t>Create Age Group from Age.</w:t>
+      </w:r>
+    </w:p>
+    <w:p>
+      <w:pPr>
+        <w:pStyle w:val="23"/>
+      </w:pPr>
+      <w:r>
+        <w:t>Use DISTINCTCOUNT for unique customer KPIs.</w:t>
+      </w:r>
+    </w:p>
+    <w:p>
+      <w:pPr>
+        <w:pStyle w:val="23"/>
+      </w:pPr>
+      <w:r>
+        <w:t>Use measures for averages and percentages.</w:t>
+      </w:r>
+    </w:p>
+    <w:p>
+      <w:pPr>
+        <w:pStyle w:val="23"/>
+      </w:pPr>
+      <w:r>
+        <w:t>Use filtered measures for High Risk, Monitor and Low Risk customer counts.</w:t>
+      </w:r>
+    </w:p>
+    <w:p>
+      <w:pPr>
+        <w:pStyle w:val="23"/>
+      </w:pPr>
+      <w:r>
+        <w:t>Use slicers for interactive segmentation.</w:t>
+      </w:r>
+    </w:p>
+    <w:p>
+      <w:pPr>
+        <w:pStyle w:val="23"/>
+      </w:pPr>
+      <w:r>
+        <w:t>Check unknown/missing categories before drawing business conclusions.</w:t>
+      </w:r>
+    </w:p>
+    <w:p>
+      <w:pPr>
+        <w:spacing w:before="140" w:after="60"/>
+      </w:pPr>
+      <w:r>
+        <w:rPr>
+          <w:rFonts w:ascii="Arial" w:hAnsi="Arial"/>
+          <w:b/>
+          <w:color w:val="70182D"/>
+          <w:sz w:val="32"/>
+        </w:rPr>
         <w:t>6. COMPLETE DAX MEASURES CREATED</w:t>
       </w:r>
     </w:p>
@@ -1250,6 +1310,14 @@
         </w:rPr>
         <w:t>)</w:t>
       </w:r>
+    </w:p>
+    <w:p>
+      <w:pPr>
+        <w:rPr>
+          <w:b/>
+          <w:sz w:val="22"/>
+        </w:rPr>
+      </w:pPr>
     </w:p>
     <w:p>
       <w:r>
@@ -2348,6 +2416,61 @@
     <w:p>
       <w:pPr>
         <w:spacing w:before="140" w:after="60"/>
+        <w:rPr>
+          <w:rFonts w:ascii="Arial" w:hAnsi="Arial"/>
+          <w:b/>
+          <w:color w:val="70182D"/>
+          <w:sz w:val="32"/>
+        </w:rPr>
+      </w:pPr>
+    </w:p>
+    <w:p>
+      <w:pPr>
+        <w:spacing w:before="140" w:after="60"/>
+        <w:rPr>
+          <w:rFonts w:ascii="Arial" w:hAnsi="Arial"/>
+          <w:b/>
+          <w:color w:val="70182D"/>
+          <w:sz w:val="32"/>
+        </w:rPr>
+      </w:pPr>
+    </w:p>
+    <w:p>
+      <w:pPr>
+        <w:spacing w:before="140" w:after="60"/>
+        <w:rPr>
+          <w:rFonts w:ascii="Arial" w:hAnsi="Arial"/>
+          <w:b/>
+          <w:color w:val="70182D"/>
+          <w:sz w:val="32"/>
+        </w:rPr>
+      </w:pPr>
+    </w:p>
+    <w:p>
+      <w:pPr>
+        <w:spacing w:before="140" w:after="60"/>
+        <w:rPr>
+          <w:rFonts w:ascii="Arial" w:hAnsi="Arial"/>
+          <w:b/>
+          <w:color w:val="70182D"/>
+          <w:sz w:val="32"/>
+        </w:rPr>
+      </w:pPr>
+    </w:p>
+    <w:p>
+      <w:pPr>
+        <w:spacing w:before="140" w:after="60"/>
+        <w:rPr>
+          <w:rFonts w:ascii="Arial" w:hAnsi="Arial"/>
+          <w:b/>
+          <w:color w:val="70182D"/>
+          <w:sz w:val="32"/>
+        </w:rPr>
+      </w:pPr>
+    </w:p>
+    <w:p>
+      <w:pPr>
+        <w:spacing w:before="140" w:after="60"/>
       </w:pPr>
       <w:r>
         <w:rPr>
@@ -2537,6 +2660,1083 @@
     </w:p>
     <w:p>
       <w:pPr>
+        <w:keepNext w:val="0"/>
+        <w:keepLines w:val="0"/>
+        <w:widowControl/>
+        <w:suppressLineNumbers w:val="0"/>
+        <w:spacing w:before="0" w:beforeAutospacing="0" w:after="84" w:afterAutospacing="0" w:line="256" w:lineRule="auto"/>
+        <w:ind w:left="-5" w:right="0" w:hanging="10"/>
+        <w:jc w:val="left"/>
+        <w:rPr>
+          <w:lang w:val="en-US"/>
+        </w:rPr>
+      </w:pPr>
+      <w:r>
+        <w:rPr>
+          <w:rFonts w:ascii="Arial" w:hAnsi="Arial" w:eastAsia="Arial" w:cs="Arial"/>
+          <w:b/>
+          <w:bCs w:val="0"/>
+          <w:color w:val="8A5A00"/>
+          <w:kern w:val="2"/>
+          <w:sz w:val="25"/>
+          <w:szCs w:val="24"/>
+          <w:lang w:val="en-US" w:eastAsia="zh-CN" w:bidi="ar"/>
+        </w:rPr>
+        <w:t>Story: “Where is the risk?”</w:t>
+      </w:r>
+    </w:p>
+    <w:p>
+      <w:pPr>
+        <w:keepNext w:val="0"/>
+        <w:keepLines w:val="0"/>
+        <w:widowControl/>
+        <w:suppressLineNumbers w:val="0"/>
+        <w:spacing w:before="0" w:beforeAutospacing="0" w:after="0" w:afterAutospacing="0" w:line="304" w:lineRule="auto"/>
+        <w:ind w:left="-5" w:right="9" w:hanging="10"/>
+        <w:jc w:val="left"/>
+        <w:rPr>
+          <w:lang w:val="en-US"/>
+        </w:rPr>
+      </w:pPr>
+      <w:r>
+        <w:rPr>
+          <w:rFonts w:ascii="Arial" w:hAnsi="Arial" w:eastAsia="Arial" w:cs="Arial"/>
+          <w:color w:val="000000"/>
+          <w:kern w:val="2"/>
+          <w:sz w:val="20"/>
+          <w:szCs w:val="24"/>
+          <w:lang w:val="en-US" w:eastAsia="zh-CN" w:bidi="ar"/>
+        </w:rPr>
+        <w:t>I start my analysis with the overall risk landscape. The first page gives management a quick overview of the customer portfolio using total customers, high-risk customers, high-risk percentage, delayed payments, credit inquiries and credit utilization.</w:t>
+      </w:r>
+    </w:p>
+    <w:tbl>
+      <w:tblPr>
+        <w:tblStyle w:val="164"/>
+        <w:tblW w:w="8220" w:type="dxa"/>
+        <w:tblInd w:w="815" w:type="dxa"/>
+        <w:tblBorders>
+          <w:top w:val="none" w:color="auto" w:sz="0" w:space="0"/>
+          <w:left w:val="none" w:color="auto" w:sz="0" w:space="0"/>
+          <w:bottom w:val="none" w:color="auto" w:sz="0" w:space="0"/>
+          <w:right w:val="none" w:color="auto" w:sz="0" w:space="0"/>
+          <w:insideH w:val="none" w:color="auto" w:sz="0" w:space="0"/>
+          <w:insideV w:val="none" w:color="auto" w:sz="0" w:space="0"/>
+        </w:tblBorders>
+        <w:shd w:val="clear"/>
+        <w:tblLayout w:type="autofit"/>
+        <w:tblCellMar>
+          <w:top w:w="0" w:type="dxa"/>
+          <w:left w:w="120" w:type="dxa"/>
+          <w:bottom w:w="0" w:type="dxa"/>
+          <w:right w:w="115" w:type="dxa"/>
+        </w:tblCellMar>
+      </w:tblPr>
+      <w:tblGrid>
+        <w:gridCol w:w="5102"/>
+        <w:gridCol w:w="3118"/>
+      </w:tblGrid>
+      <w:tr>
+        <w:tblPrEx>
+          <w:tblBorders>
+            <w:top w:val="none" w:color="auto" w:sz="0" w:space="0"/>
+            <w:left w:val="none" w:color="auto" w:sz="0" w:space="0"/>
+            <w:bottom w:val="none" w:color="auto" w:sz="0" w:space="0"/>
+            <w:right w:val="none" w:color="auto" w:sz="0" w:space="0"/>
+            <w:insideH w:val="none" w:color="auto" w:sz="0" w:space="0"/>
+            <w:insideV w:val="none" w:color="auto" w:sz="0" w:space="0"/>
+          </w:tblBorders>
+          <w:shd w:val="clear"/>
+          <w:tblCellMar>
+            <w:top w:w="0" w:type="dxa"/>
+            <w:left w:w="120" w:type="dxa"/>
+            <w:bottom w:w="0" w:type="dxa"/>
+            <w:right w:w="115" w:type="dxa"/>
+          </w:tblCellMar>
+        </w:tblPrEx>
+        <w:trPr>
+          <w:trHeight w:val="480" w:hRule="atLeast"/>
+        </w:trPr>
+        <w:tc>
+          <w:tcPr>
+            <w:tcW w:w="5102" w:type="dxa"/>
+            <w:tcBorders>
+              <w:top w:val="single" w:color="BBBBBB" w:sz="4" w:space="0"/>
+              <w:left w:val="single" w:color="BBBBBB" w:sz="4" w:space="0"/>
+              <w:bottom w:val="single" w:color="BBBBBB" w:sz="4" w:space="0"/>
+              <w:right w:val="single" w:color="BBBBBB" w:sz="4" w:space="0"/>
+            </w:tcBorders>
+            <w:shd w:val="clear" w:color="auto" w:fill="6F1D2B"/>
+            <w:vAlign w:val="center"/>
+          </w:tcPr>
+          <w:p>
+            <w:pPr>
+              <w:keepNext w:val="0"/>
+              <w:keepLines w:val="0"/>
+              <w:widowControl/>
+              <w:suppressLineNumbers w:val="0"/>
+              <w:spacing w:before="0" w:beforeAutospacing="0" w:after="0" w:afterAutospacing="0" w:line="256" w:lineRule="auto"/>
+              <w:ind w:left="0" w:right="0" w:firstLine="0"/>
+              <w:jc w:val="left"/>
+              <w:rPr>
+                <w:bdr w:val="none" w:color="auto" w:sz="0" w:space="0"/>
+              </w:rPr>
+            </w:pPr>
+            <w:r>
+              <w:rPr>
+                <w:rFonts w:ascii="Arial" w:hAnsi="Arial" w:eastAsia="Arial" w:cs="Arial"/>
+                <w:b/>
+                <w:bCs w:val="0"/>
+                <w:color w:val="FFFFFF"/>
+                <w:kern w:val="2"/>
+                <w:sz w:val="19"/>
+                <w:szCs w:val="24"/>
+                <w:bdr w:val="none" w:color="auto" w:sz="0" w:space="0"/>
+                <w:lang w:val="en-US" w:eastAsia="zh-CN" w:bidi="ar"/>
+              </w:rPr>
+              <w:t>KPI</w:t>
+            </w:r>
+          </w:p>
+        </w:tc>
+        <w:tc>
+          <w:tcPr>
+            <w:tcW w:w="3118" w:type="dxa"/>
+            <w:tcBorders>
+              <w:top w:val="single" w:color="BBBBBB" w:sz="4" w:space="0"/>
+              <w:left w:val="single" w:color="BBBBBB" w:sz="4" w:space="0"/>
+              <w:bottom w:val="single" w:color="BBBBBB" w:sz="4" w:space="0"/>
+              <w:right w:val="single" w:color="BBBBBB" w:sz="4" w:space="0"/>
+            </w:tcBorders>
+            <w:shd w:val="clear" w:color="auto" w:fill="6F1D2B"/>
+            <w:vAlign w:val="center"/>
+          </w:tcPr>
+          <w:p>
+            <w:pPr>
+              <w:keepNext w:val="0"/>
+              <w:keepLines w:val="0"/>
+              <w:widowControl/>
+              <w:suppressLineNumbers w:val="0"/>
+              <w:spacing w:before="0" w:beforeAutospacing="0" w:after="0" w:afterAutospacing="0" w:line="256" w:lineRule="auto"/>
+              <w:ind w:left="0" w:right="0" w:firstLine="0"/>
+              <w:jc w:val="left"/>
+              <w:rPr>
+                <w:bdr w:val="none" w:color="auto" w:sz="0" w:space="0"/>
+              </w:rPr>
+            </w:pPr>
+            <w:r>
+              <w:rPr>
+                <w:rFonts w:ascii="Arial" w:hAnsi="Arial" w:eastAsia="Arial" w:cs="Arial"/>
+                <w:b/>
+                <w:bCs w:val="0"/>
+                <w:color w:val="FFFFFF"/>
+                <w:kern w:val="2"/>
+                <w:sz w:val="19"/>
+                <w:szCs w:val="24"/>
+                <w:bdr w:val="none" w:color="auto" w:sz="0" w:space="0"/>
+                <w:lang w:val="en-US" w:eastAsia="zh-CN" w:bidi="ar"/>
+              </w:rPr>
+              <w:t>Dashboard value</w:t>
+            </w:r>
+          </w:p>
+        </w:tc>
+      </w:tr>
+      <w:tr>
+        <w:tblPrEx>
+          <w:tblBorders>
+            <w:top w:val="none" w:color="auto" w:sz="0" w:space="0"/>
+            <w:left w:val="none" w:color="auto" w:sz="0" w:space="0"/>
+            <w:bottom w:val="none" w:color="auto" w:sz="0" w:space="0"/>
+            <w:right w:val="none" w:color="auto" w:sz="0" w:space="0"/>
+            <w:insideH w:val="none" w:color="auto" w:sz="0" w:space="0"/>
+            <w:insideV w:val="none" w:color="auto" w:sz="0" w:space="0"/>
+          </w:tblBorders>
+          <w:shd w:val="clear"/>
+          <w:tblCellMar>
+            <w:top w:w="0" w:type="dxa"/>
+            <w:left w:w="120" w:type="dxa"/>
+            <w:bottom w:w="0" w:type="dxa"/>
+            <w:right w:w="115" w:type="dxa"/>
+          </w:tblCellMar>
+        </w:tblPrEx>
+        <w:trPr>
+          <w:trHeight w:val="480" w:hRule="atLeast"/>
+        </w:trPr>
+        <w:tc>
+          <w:tcPr>
+            <w:tcW w:w="5102" w:type="dxa"/>
+            <w:tcBorders>
+              <w:top w:val="single" w:color="BBBBBB" w:sz="4" w:space="0"/>
+              <w:left w:val="single" w:color="BBBBBB" w:sz="4" w:space="0"/>
+              <w:bottom w:val="single" w:color="BBBBBB" w:sz="4" w:space="0"/>
+              <w:right w:val="single" w:color="BBBBBB" w:sz="4" w:space="0"/>
+            </w:tcBorders>
+            <w:shd w:val="clear" w:color="auto" w:fill="FFFFFF"/>
+            <w:vAlign w:val="center"/>
+          </w:tcPr>
+          <w:p>
+            <w:pPr>
+              <w:keepNext w:val="0"/>
+              <w:keepLines w:val="0"/>
+              <w:widowControl/>
+              <w:suppressLineNumbers w:val="0"/>
+              <w:spacing w:before="0" w:beforeAutospacing="0" w:after="0" w:afterAutospacing="0" w:line="256" w:lineRule="auto"/>
+              <w:ind w:left="0" w:right="0" w:firstLine="0"/>
+              <w:jc w:val="left"/>
+              <w:rPr>
+                <w:bdr w:val="none" w:color="auto" w:sz="0" w:space="0"/>
+              </w:rPr>
+            </w:pPr>
+            <w:r>
+              <w:rPr>
+                <w:rFonts w:ascii="Arial" w:hAnsi="Arial" w:eastAsia="Arial" w:cs="Arial"/>
+                <w:color w:val="000000"/>
+                <w:kern w:val="2"/>
+                <w:sz w:val="19"/>
+                <w:szCs w:val="24"/>
+                <w:bdr w:val="none" w:color="auto" w:sz="0" w:space="0"/>
+                <w:lang w:val="en-US" w:eastAsia="zh-CN" w:bidi="ar"/>
+              </w:rPr>
+              <w:t>Total Customers</w:t>
+            </w:r>
+          </w:p>
+        </w:tc>
+        <w:tc>
+          <w:tcPr>
+            <w:tcW w:w="3118" w:type="dxa"/>
+            <w:tcBorders>
+              <w:top w:val="single" w:color="BBBBBB" w:sz="4" w:space="0"/>
+              <w:left w:val="single" w:color="BBBBBB" w:sz="4" w:space="0"/>
+              <w:bottom w:val="single" w:color="BBBBBB" w:sz="4" w:space="0"/>
+              <w:right w:val="single" w:color="BBBBBB" w:sz="4" w:space="0"/>
+            </w:tcBorders>
+            <w:shd w:val="clear" w:color="auto" w:fill="FFFFFF"/>
+            <w:vAlign w:val="center"/>
+          </w:tcPr>
+          <w:p>
+            <w:pPr>
+              <w:keepNext w:val="0"/>
+              <w:keepLines w:val="0"/>
+              <w:widowControl/>
+              <w:suppressLineNumbers w:val="0"/>
+              <w:spacing w:before="0" w:beforeAutospacing="0" w:after="0" w:afterAutospacing="0" w:line="256" w:lineRule="auto"/>
+              <w:ind w:left="0" w:right="0" w:firstLine="0"/>
+              <w:jc w:val="left"/>
+              <w:rPr>
+                <w:bdr w:val="none" w:color="auto" w:sz="0" w:space="0"/>
+              </w:rPr>
+            </w:pPr>
+            <w:r>
+              <w:rPr>
+                <w:rFonts w:hint="default" w:ascii="Segoe UI Symbol" w:hAnsi="Segoe UI Symbol" w:eastAsia="Segoe UI Symbol" w:cs="Segoe UI Symbol"/>
+                <w:color w:val="000000"/>
+                <w:kern w:val="2"/>
+                <w:sz w:val="19"/>
+                <w:szCs w:val="24"/>
+                <w:bdr w:val="none" w:color="auto" w:sz="0" w:space="0"/>
+                <w:lang w:val="en-US" w:eastAsia="zh-CN" w:bidi="ar"/>
+              </w:rPr>
+              <w:t>≈</w:t>
+            </w:r>
+            <w:r>
+              <w:rPr>
+                <w:rFonts w:ascii="Arial" w:hAnsi="Arial" w:eastAsia="Arial" w:cs="Arial"/>
+                <w:color w:val="000000"/>
+                <w:kern w:val="2"/>
+                <w:sz w:val="19"/>
+                <w:szCs w:val="24"/>
+                <w:bdr w:val="none" w:color="auto" w:sz="0" w:space="0"/>
+                <w:lang w:val="en-US" w:eastAsia="zh-CN" w:bidi="ar"/>
+              </w:rPr>
+              <w:t xml:space="preserve"> 13K</w:t>
+            </w:r>
+          </w:p>
+        </w:tc>
+      </w:tr>
+      <w:tr>
+        <w:tblPrEx>
+          <w:tblBorders>
+            <w:top w:val="none" w:color="auto" w:sz="0" w:space="0"/>
+            <w:left w:val="none" w:color="auto" w:sz="0" w:space="0"/>
+            <w:bottom w:val="none" w:color="auto" w:sz="0" w:space="0"/>
+            <w:right w:val="none" w:color="auto" w:sz="0" w:space="0"/>
+            <w:insideH w:val="none" w:color="auto" w:sz="0" w:space="0"/>
+            <w:insideV w:val="none" w:color="auto" w:sz="0" w:space="0"/>
+          </w:tblBorders>
+          <w:tblCellMar>
+            <w:top w:w="0" w:type="dxa"/>
+            <w:left w:w="120" w:type="dxa"/>
+            <w:bottom w:w="0" w:type="dxa"/>
+            <w:right w:w="115" w:type="dxa"/>
+          </w:tblCellMar>
+        </w:tblPrEx>
+        <w:trPr>
+          <w:trHeight w:val="480" w:hRule="atLeast"/>
+        </w:trPr>
+        <w:tc>
+          <w:tcPr>
+            <w:tcW w:w="5102" w:type="dxa"/>
+            <w:tcBorders>
+              <w:top w:val="single" w:color="BBBBBB" w:sz="4" w:space="0"/>
+              <w:left w:val="single" w:color="BBBBBB" w:sz="4" w:space="0"/>
+              <w:bottom w:val="single" w:color="BBBBBB" w:sz="4" w:space="0"/>
+              <w:right w:val="single" w:color="BBBBBB" w:sz="4" w:space="0"/>
+            </w:tcBorders>
+            <w:shd w:val="clear" w:color="auto" w:fill="F7F1F2"/>
+            <w:vAlign w:val="center"/>
+          </w:tcPr>
+          <w:p>
+            <w:pPr>
+              <w:keepNext w:val="0"/>
+              <w:keepLines w:val="0"/>
+              <w:widowControl/>
+              <w:suppressLineNumbers w:val="0"/>
+              <w:spacing w:before="0" w:beforeAutospacing="0" w:after="0" w:afterAutospacing="0" w:line="256" w:lineRule="auto"/>
+              <w:ind w:left="0" w:right="0" w:firstLine="0"/>
+              <w:jc w:val="left"/>
+              <w:rPr>
+                <w:bdr w:val="none" w:color="auto" w:sz="0" w:space="0"/>
+              </w:rPr>
+            </w:pPr>
+            <w:r>
+              <w:rPr>
+                <w:rFonts w:ascii="Arial" w:hAnsi="Arial" w:eastAsia="Arial" w:cs="Arial"/>
+                <w:color w:val="000000"/>
+                <w:kern w:val="2"/>
+                <w:sz w:val="19"/>
+                <w:szCs w:val="24"/>
+                <w:bdr w:val="none" w:color="auto" w:sz="0" w:space="0"/>
+                <w:lang w:val="en-US" w:eastAsia="zh-CN" w:bidi="ar"/>
+              </w:rPr>
+              <w:t>High Risk Customers</w:t>
+            </w:r>
+          </w:p>
+        </w:tc>
+        <w:tc>
+          <w:tcPr>
+            <w:tcW w:w="3118" w:type="dxa"/>
+            <w:tcBorders>
+              <w:top w:val="single" w:color="BBBBBB" w:sz="4" w:space="0"/>
+              <w:left w:val="single" w:color="BBBBBB" w:sz="4" w:space="0"/>
+              <w:bottom w:val="single" w:color="BBBBBB" w:sz="4" w:space="0"/>
+              <w:right w:val="single" w:color="BBBBBB" w:sz="4" w:space="0"/>
+            </w:tcBorders>
+            <w:shd w:val="clear" w:color="auto" w:fill="F7F1F2"/>
+            <w:vAlign w:val="center"/>
+          </w:tcPr>
+          <w:p>
+            <w:pPr>
+              <w:keepNext w:val="0"/>
+              <w:keepLines w:val="0"/>
+              <w:widowControl/>
+              <w:suppressLineNumbers w:val="0"/>
+              <w:spacing w:before="0" w:beforeAutospacing="0" w:after="0" w:afterAutospacing="0" w:line="256" w:lineRule="auto"/>
+              <w:ind w:left="0" w:right="0" w:firstLine="0"/>
+              <w:jc w:val="left"/>
+              <w:rPr>
+                <w:bdr w:val="none" w:color="auto" w:sz="0" w:space="0"/>
+              </w:rPr>
+            </w:pPr>
+            <w:r>
+              <w:rPr>
+                <w:rFonts w:hint="default" w:ascii="Segoe UI Symbol" w:hAnsi="Segoe UI Symbol" w:eastAsia="Segoe UI Symbol" w:cs="Segoe UI Symbol"/>
+                <w:color w:val="000000"/>
+                <w:kern w:val="2"/>
+                <w:sz w:val="19"/>
+                <w:szCs w:val="24"/>
+                <w:bdr w:val="none" w:color="auto" w:sz="0" w:space="0"/>
+                <w:lang w:val="en-US" w:eastAsia="zh-CN" w:bidi="ar"/>
+              </w:rPr>
+              <w:t>≈</w:t>
+            </w:r>
+            <w:r>
+              <w:rPr>
+                <w:rFonts w:ascii="Arial" w:hAnsi="Arial" w:eastAsia="Arial" w:cs="Arial"/>
+                <w:color w:val="000000"/>
+                <w:kern w:val="2"/>
+                <w:sz w:val="19"/>
+                <w:szCs w:val="24"/>
+                <w:bdr w:val="none" w:color="auto" w:sz="0" w:space="0"/>
+                <w:lang w:val="en-US" w:eastAsia="zh-CN" w:bidi="ar"/>
+              </w:rPr>
+              <w:t xml:space="preserve"> 5K</w:t>
+            </w:r>
+          </w:p>
+        </w:tc>
+      </w:tr>
+      <w:tr>
+        <w:tblPrEx>
+          <w:tblBorders>
+            <w:top w:val="none" w:color="auto" w:sz="0" w:space="0"/>
+            <w:left w:val="none" w:color="auto" w:sz="0" w:space="0"/>
+            <w:bottom w:val="none" w:color="auto" w:sz="0" w:space="0"/>
+            <w:right w:val="none" w:color="auto" w:sz="0" w:space="0"/>
+            <w:insideH w:val="none" w:color="auto" w:sz="0" w:space="0"/>
+            <w:insideV w:val="none" w:color="auto" w:sz="0" w:space="0"/>
+          </w:tblBorders>
+          <w:tblCellMar>
+            <w:top w:w="0" w:type="dxa"/>
+            <w:left w:w="120" w:type="dxa"/>
+            <w:bottom w:w="0" w:type="dxa"/>
+            <w:right w:w="115" w:type="dxa"/>
+          </w:tblCellMar>
+        </w:tblPrEx>
+        <w:trPr>
+          <w:trHeight w:val="480" w:hRule="atLeast"/>
+        </w:trPr>
+        <w:tc>
+          <w:tcPr>
+            <w:tcW w:w="5102" w:type="dxa"/>
+            <w:tcBorders>
+              <w:top w:val="single" w:color="BBBBBB" w:sz="4" w:space="0"/>
+              <w:left w:val="single" w:color="BBBBBB" w:sz="4" w:space="0"/>
+              <w:bottom w:val="single" w:color="BBBBBB" w:sz="4" w:space="0"/>
+              <w:right w:val="single" w:color="BBBBBB" w:sz="4" w:space="0"/>
+            </w:tcBorders>
+            <w:shd w:val="clear" w:color="auto" w:fill="FFFFFF"/>
+            <w:vAlign w:val="center"/>
+          </w:tcPr>
+          <w:p>
+            <w:pPr>
+              <w:keepNext w:val="0"/>
+              <w:keepLines w:val="0"/>
+              <w:widowControl/>
+              <w:suppressLineNumbers w:val="0"/>
+              <w:spacing w:before="0" w:beforeAutospacing="0" w:after="0" w:afterAutospacing="0" w:line="256" w:lineRule="auto"/>
+              <w:ind w:left="0" w:right="0" w:firstLine="0"/>
+              <w:jc w:val="left"/>
+              <w:rPr>
+                <w:bdr w:val="none" w:color="auto" w:sz="0" w:space="0"/>
+              </w:rPr>
+            </w:pPr>
+            <w:r>
+              <w:rPr>
+                <w:rFonts w:ascii="Arial" w:hAnsi="Arial" w:eastAsia="Arial" w:cs="Arial"/>
+                <w:color w:val="000000"/>
+                <w:kern w:val="2"/>
+                <w:sz w:val="19"/>
+                <w:szCs w:val="24"/>
+                <w:bdr w:val="none" w:color="auto" w:sz="0" w:space="0"/>
+                <w:lang w:val="en-US" w:eastAsia="zh-CN" w:bidi="ar"/>
+              </w:rPr>
+              <w:t>High Risk %</w:t>
+            </w:r>
+          </w:p>
+        </w:tc>
+        <w:tc>
+          <w:tcPr>
+            <w:tcW w:w="3118" w:type="dxa"/>
+            <w:tcBorders>
+              <w:top w:val="single" w:color="BBBBBB" w:sz="4" w:space="0"/>
+              <w:left w:val="single" w:color="BBBBBB" w:sz="4" w:space="0"/>
+              <w:bottom w:val="single" w:color="BBBBBB" w:sz="4" w:space="0"/>
+              <w:right w:val="single" w:color="BBBBBB" w:sz="4" w:space="0"/>
+            </w:tcBorders>
+            <w:shd w:val="clear" w:color="auto" w:fill="FFFFFF"/>
+            <w:vAlign w:val="center"/>
+          </w:tcPr>
+          <w:p>
+            <w:pPr>
+              <w:keepNext w:val="0"/>
+              <w:keepLines w:val="0"/>
+              <w:widowControl/>
+              <w:suppressLineNumbers w:val="0"/>
+              <w:spacing w:before="0" w:beforeAutospacing="0" w:after="0" w:afterAutospacing="0" w:line="256" w:lineRule="auto"/>
+              <w:ind w:left="0" w:right="0" w:firstLine="0"/>
+              <w:jc w:val="left"/>
+              <w:rPr>
+                <w:bdr w:val="none" w:color="auto" w:sz="0" w:space="0"/>
+              </w:rPr>
+            </w:pPr>
+            <w:r>
+              <w:rPr>
+                <w:rFonts w:ascii="Arial" w:hAnsi="Arial" w:eastAsia="Arial" w:cs="Arial"/>
+                <w:color w:val="000000"/>
+                <w:kern w:val="2"/>
+                <w:sz w:val="19"/>
+                <w:szCs w:val="24"/>
+                <w:bdr w:val="none" w:color="auto" w:sz="0" w:space="0"/>
+                <w:lang w:val="en-US" w:eastAsia="zh-CN" w:bidi="ar"/>
+              </w:rPr>
+              <w:t>41.62%</w:t>
+            </w:r>
+          </w:p>
+        </w:tc>
+      </w:tr>
+      <w:tr>
+        <w:tblPrEx>
+          <w:tblBorders>
+            <w:top w:val="none" w:color="auto" w:sz="0" w:space="0"/>
+            <w:left w:val="none" w:color="auto" w:sz="0" w:space="0"/>
+            <w:bottom w:val="none" w:color="auto" w:sz="0" w:space="0"/>
+            <w:right w:val="none" w:color="auto" w:sz="0" w:space="0"/>
+            <w:insideH w:val="none" w:color="auto" w:sz="0" w:space="0"/>
+            <w:insideV w:val="none" w:color="auto" w:sz="0" w:space="0"/>
+          </w:tblBorders>
+          <w:shd w:val="clear"/>
+          <w:tblCellMar>
+            <w:top w:w="0" w:type="dxa"/>
+            <w:left w:w="120" w:type="dxa"/>
+            <w:bottom w:w="0" w:type="dxa"/>
+            <w:right w:w="115" w:type="dxa"/>
+          </w:tblCellMar>
+        </w:tblPrEx>
+        <w:trPr>
+          <w:trHeight w:val="480" w:hRule="atLeast"/>
+        </w:trPr>
+        <w:tc>
+          <w:tcPr>
+            <w:tcW w:w="5102" w:type="dxa"/>
+            <w:tcBorders>
+              <w:top w:val="single" w:color="BBBBBB" w:sz="4" w:space="0"/>
+              <w:left w:val="single" w:color="BBBBBB" w:sz="4" w:space="0"/>
+              <w:bottom w:val="single" w:color="BBBBBB" w:sz="4" w:space="0"/>
+              <w:right w:val="single" w:color="BBBBBB" w:sz="4" w:space="0"/>
+            </w:tcBorders>
+            <w:shd w:val="clear" w:color="auto" w:fill="F7F1F2"/>
+            <w:vAlign w:val="center"/>
+          </w:tcPr>
+          <w:p>
+            <w:pPr>
+              <w:keepNext w:val="0"/>
+              <w:keepLines w:val="0"/>
+              <w:widowControl/>
+              <w:suppressLineNumbers w:val="0"/>
+              <w:spacing w:before="0" w:beforeAutospacing="0" w:after="0" w:afterAutospacing="0" w:line="256" w:lineRule="auto"/>
+              <w:ind w:left="0" w:right="0" w:firstLine="0"/>
+              <w:jc w:val="left"/>
+              <w:rPr>
+                <w:bdr w:val="none" w:color="auto" w:sz="0" w:space="0"/>
+              </w:rPr>
+            </w:pPr>
+            <w:r>
+              <w:rPr>
+                <w:rFonts w:ascii="Arial" w:hAnsi="Arial" w:eastAsia="Arial" w:cs="Arial"/>
+                <w:color w:val="000000"/>
+                <w:kern w:val="2"/>
+                <w:sz w:val="19"/>
+                <w:szCs w:val="24"/>
+                <w:bdr w:val="none" w:color="auto" w:sz="0" w:space="0"/>
+                <w:lang w:val="en-US" w:eastAsia="zh-CN" w:bidi="ar"/>
+              </w:rPr>
+              <w:t>Average Delayed Payments</w:t>
+            </w:r>
+          </w:p>
+        </w:tc>
+        <w:tc>
+          <w:tcPr>
+            <w:tcW w:w="3118" w:type="dxa"/>
+            <w:tcBorders>
+              <w:top w:val="single" w:color="BBBBBB" w:sz="4" w:space="0"/>
+              <w:left w:val="single" w:color="BBBBBB" w:sz="4" w:space="0"/>
+              <w:bottom w:val="single" w:color="BBBBBB" w:sz="4" w:space="0"/>
+              <w:right w:val="single" w:color="BBBBBB" w:sz="4" w:space="0"/>
+            </w:tcBorders>
+            <w:shd w:val="clear" w:color="auto" w:fill="F7F1F2"/>
+            <w:vAlign w:val="center"/>
+          </w:tcPr>
+          <w:p>
+            <w:pPr>
+              <w:keepNext w:val="0"/>
+              <w:keepLines w:val="0"/>
+              <w:widowControl/>
+              <w:suppressLineNumbers w:val="0"/>
+              <w:spacing w:before="0" w:beforeAutospacing="0" w:after="0" w:afterAutospacing="0" w:line="256" w:lineRule="auto"/>
+              <w:ind w:left="0" w:right="0" w:firstLine="0"/>
+              <w:jc w:val="left"/>
+              <w:rPr>
+                <w:bdr w:val="none" w:color="auto" w:sz="0" w:space="0"/>
+              </w:rPr>
+            </w:pPr>
+            <w:r>
+              <w:rPr>
+                <w:rFonts w:ascii="Arial" w:hAnsi="Arial" w:eastAsia="Arial" w:cs="Arial"/>
+                <w:color w:val="000000"/>
+                <w:kern w:val="2"/>
+                <w:sz w:val="19"/>
+                <w:szCs w:val="24"/>
+                <w:bdr w:val="none" w:color="auto" w:sz="0" w:space="0"/>
+                <w:lang w:val="en-US" w:eastAsia="zh-CN" w:bidi="ar"/>
+              </w:rPr>
+              <w:t>13.31</w:t>
+            </w:r>
+          </w:p>
+        </w:tc>
+      </w:tr>
+      <w:tr>
+        <w:tblPrEx>
+          <w:tblBorders>
+            <w:top w:val="none" w:color="auto" w:sz="0" w:space="0"/>
+            <w:left w:val="none" w:color="auto" w:sz="0" w:space="0"/>
+            <w:bottom w:val="none" w:color="auto" w:sz="0" w:space="0"/>
+            <w:right w:val="none" w:color="auto" w:sz="0" w:space="0"/>
+            <w:insideH w:val="none" w:color="auto" w:sz="0" w:space="0"/>
+            <w:insideV w:val="none" w:color="auto" w:sz="0" w:space="0"/>
+          </w:tblBorders>
+          <w:shd w:val="clear"/>
+          <w:tblCellMar>
+            <w:top w:w="0" w:type="dxa"/>
+            <w:left w:w="120" w:type="dxa"/>
+            <w:bottom w:w="0" w:type="dxa"/>
+            <w:right w:w="115" w:type="dxa"/>
+          </w:tblCellMar>
+        </w:tblPrEx>
+        <w:trPr>
+          <w:trHeight w:val="480" w:hRule="atLeast"/>
+        </w:trPr>
+        <w:tc>
+          <w:tcPr>
+            <w:tcW w:w="5102" w:type="dxa"/>
+            <w:tcBorders>
+              <w:top w:val="single" w:color="BBBBBB" w:sz="4" w:space="0"/>
+              <w:left w:val="single" w:color="BBBBBB" w:sz="4" w:space="0"/>
+              <w:bottom w:val="single" w:color="BBBBBB" w:sz="4" w:space="0"/>
+              <w:right w:val="single" w:color="BBBBBB" w:sz="4" w:space="0"/>
+            </w:tcBorders>
+            <w:shd w:val="clear" w:color="auto" w:fill="FFFFFF"/>
+            <w:vAlign w:val="center"/>
+          </w:tcPr>
+          <w:p>
+            <w:pPr>
+              <w:keepNext w:val="0"/>
+              <w:keepLines w:val="0"/>
+              <w:widowControl/>
+              <w:suppressLineNumbers w:val="0"/>
+              <w:spacing w:before="0" w:beforeAutospacing="0" w:after="0" w:afterAutospacing="0" w:line="256" w:lineRule="auto"/>
+              <w:ind w:left="0" w:right="0" w:firstLine="0"/>
+              <w:jc w:val="left"/>
+              <w:rPr>
+                <w:bdr w:val="none" w:color="auto" w:sz="0" w:space="0"/>
+              </w:rPr>
+            </w:pPr>
+            <w:r>
+              <w:rPr>
+                <w:rFonts w:ascii="Arial" w:hAnsi="Arial" w:eastAsia="Arial" w:cs="Arial"/>
+                <w:color w:val="000000"/>
+                <w:kern w:val="2"/>
+                <w:sz w:val="19"/>
+                <w:szCs w:val="24"/>
+                <w:bdr w:val="none" w:color="auto" w:sz="0" w:space="0"/>
+                <w:lang w:val="en-US" w:eastAsia="zh-CN" w:bidi="ar"/>
+              </w:rPr>
+              <w:t>Average Credit Inquiries</w:t>
+            </w:r>
+          </w:p>
+        </w:tc>
+        <w:tc>
+          <w:tcPr>
+            <w:tcW w:w="3118" w:type="dxa"/>
+            <w:tcBorders>
+              <w:top w:val="single" w:color="BBBBBB" w:sz="4" w:space="0"/>
+              <w:left w:val="single" w:color="BBBBBB" w:sz="4" w:space="0"/>
+              <w:bottom w:val="single" w:color="BBBBBB" w:sz="4" w:space="0"/>
+              <w:right w:val="single" w:color="BBBBBB" w:sz="4" w:space="0"/>
+            </w:tcBorders>
+            <w:shd w:val="clear" w:color="auto" w:fill="FFFFFF"/>
+            <w:vAlign w:val="center"/>
+          </w:tcPr>
+          <w:p>
+            <w:pPr>
+              <w:keepNext w:val="0"/>
+              <w:keepLines w:val="0"/>
+              <w:widowControl/>
+              <w:suppressLineNumbers w:val="0"/>
+              <w:spacing w:before="0" w:beforeAutospacing="0" w:after="0" w:afterAutospacing="0" w:line="256" w:lineRule="auto"/>
+              <w:ind w:left="0" w:right="0" w:firstLine="0"/>
+              <w:jc w:val="left"/>
+              <w:rPr>
+                <w:bdr w:val="none" w:color="auto" w:sz="0" w:space="0"/>
+              </w:rPr>
+            </w:pPr>
+            <w:r>
+              <w:rPr>
+                <w:rFonts w:ascii="Arial" w:hAnsi="Arial" w:eastAsia="Arial" w:cs="Arial"/>
+                <w:color w:val="000000"/>
+                <w:kern w:val="2"/>
+                <w:sz w:val="19"/>
+                <w:szCs w:val="24"/>
+                <w:bdr w:val="none" w:color="auto" w:sz="0" w:space="0"/>
+                <w:lang w:val="en-US" w:eastAsia="zh-CN" w:bidi="ar"/>
+              </w:rPr>
+              <w:t>5.80</w:t>
+            </w:r>
+          </w:p>
+        </w:tc>
+      </w:tr>
+      <w:tr>
+        <w:tblPrEx>
+          <w:tblBorders>
+            <w:top w:val="none" w:color="auto" w:sz="0" w:space="0"/>
+            <w:left w:val="none" w:color="auto" w:sz="0" w:space="0"/>
+            <w:bottom w:val="none" w:color="auto" w:sz="0" w:space="0"/>
+            <w:right w:val="none" w:color="auto" w:sz="0" w:space="0"/>
+            <w:insideH w:val="none" w:color="auto" w:sz="0" w:space="0"/>
+            <w:insideV w:val="none" w:color="auto" w:sz="0" w:space="0"/>
+          </w:tblBorders>
+          <w:shd w:val="clear"/>
+          <w:tblCellMar>
+            <w:top w:w="0" w:type="dxa"/>
+            <w:left w:w="120" w:type="dxa"/>
+            <w:bottom w:w="0" w:type="dxa"/>
+            <w:right w:w="115" w:type="dxa"/>
+          </w:tblCellMar>
+        </w:tblPrEx>
+        <w:trPr>
+          <w:trHeight w:val="480" w:hRule="atLeast"/>
+        </w:trPr>
+        <w:tc>
+          <w:tcPr>
+            <w:tcW w:w="5102" w:type="dxa"/>
+            <w:tcBorders>
+              <w:top w:val="single" w:color="BBBBBB" w:sz="4" w:space="0"/>
+              <w:left w:val="single" w:color="BBBBBB" w:sz="4" w:space="0"/>
+              <w:bottom w:val="single" w:color="BBBBBB" w:sz="4" w:space="0"/>
+              <w:right w:val="single" w:color="BBBBBB" w:sz="4" w:space="0"/>
+            </w:tcBorders>
+            <w:shd w:val="clear" w:color="auto" w:fill="F7F1F2"/>
+            <w:vAlign w:val="center"/>
+          </w:tcPr>
+          <w:p>
+            <w:pPr>
+              <w:keepNext w:val="0"/>
+              <w:keepLines w:val="0"/>
+              <w:widowControl/>
+              <w:suppressLineNumbers w:val="0"/>
+              <w:spacing w:before="0" w:beforeAutospacing="0" w:after="0" w:afterAutospacing="0" w:line="256" w:lineRule="auto"/>
+              <w:ind w:left="0" w:right="0" w:firstLine="0"/>
+              <w:jc w:val="left"/>
+              <w:rPr>
+                <w:bdr w:val="none" w:color="auto" w:sz="0" w:space="0"/>
+              </w:rPr>
+            </w:pPr>
+            <w:r>
+              <w:rPr>
+                <w:rFonts w:ascii="Arial" w:hAnsi="Arial" w:eastAsia="Arial" w:cs="Arial"/>
+                <w:color w:val="000000"/>
+                <w:kern w:val="2"/>
+                <w:sz w:val="19"/>
+                <w:szCs w:val="24"/>
+                <w:bdr w:val="none" w:color="auto" w:sz="0" w:space="0"/>
+                <w:lang w:val="en-US" w:eastAsia="zh-CN" w:bidi="ar"/>
+              </w:rPr>
+              <w:t>Average Credit Utilization</w:t>
+            </w:r>
+          </w:p>
+        </w:tc>
+        <w:tc>
+          <w:tcPr>
+            <w:tcW w:w="3118" w:type="dxa"/>
+            <w:tcBorders>
+              <w:top w:val="single" w:color="BBBBBB" w:sz="4" w:space="0"/>
+              <w:left w:val="single" w:color="BBBBBB" w:sz="4" w:space="0"/>
+              <w:bottom w:val="single" w:color="BBBBBB" w:sz="4" w:space="0"/>
+              <w:right w:val="single" w:color="BBBBBB" w:sz="4" w:space="0"/>
+            </w:tcBorders>
+            <w:shd w:val="clear" w:color="auto" w:fill="F7F1F2"/>
+            <w:vAlign w:val="center"/>
+          </w:tcPr>
+          <w:p>
+            <w:pPr>
+              <w:keepNext w:val="0"/>
+              <w:keepLines w:val="0"/>
+              <w:widowControl/>
+              <w:suppressLineNumbers w:val="0"/>
+              <w:spacing w:before="0" w:beforeAutospacing="0" w:after="0" w:afterAutospacing="0" w:line="256" w:lineRule="auto"/>
+              <w:ind w:left="0" w:right="0" w:firstLine="0"/>
+              <w:jc w:val="left"/>
+              <w:rPr>
+                <w:bdr w:val="none" w:color="auto" w:sz="0" w:space="0"/>
+              </w:rPr>
+            </w:pPr>
+            <w:r>
+              <w:rPr>
+                <w:rFonts w:ascii="Arial" w:hAnsi="Arial" w:eastAsia="Arial" w:cs="Arial"/>
+                <w:color w:val="000000"/>
+                <w:kern w:val="2"/>
+                <w:sz w:val="19"/>
+                <w:szCs w:val="24"/>
+                <w:bdr w:val="none" w:color="auto" w:sz="0" w:space="0"/>
+                <w:lang w:val="en-US" w:eastAsia="zh-CN" w:bidi="ar"/>
+              </w:rPr>
+              <w:t>32.29%</w:t>
+            </w:r>
+          </w:p>
+        </w:tc>
+      </w:tr>
+    </w:tbl>
+    <w:p>
+      <w:pPr>
+        <w:keepNext w:val="0"/>
+        <w:keepLines w:val="0"/>
+        <w:widowControl/>
+        <w:suppressLineNumbers w:val="0"/>
+        <w:spacing w:before="0" w:beforeAutospacing="0" w:after="146" w:afterAutospacing="0" w:line="304" w:lineRule="auto"/>
+        <w:ind w:left="-5" w:right="9" w:hanging="10"/>
+        <w:jc w:val="left"/>
+        <w:rPr>
+          <w:lang w:val="en-US"/>
+        </w:rPr>
+      </w:pPr>
+      <w:r>
+        <w:rPr>
+          <w:rFonts w:ascii="Arial" w:hAnsi="Arial" w:eastAsia="Arial" w:cs="Arial"/>
+          <w:color w:val="000000"/>
+          <w:kern w:val="2"/>
+          <w:sz w:val="20"/>
+          <w:szCs w:val="24"/>
+          <w:lang w:val="en-US" w:eastAsia="zh-CN" w:bidi="ar"/>
+        </w:rPr>
+        <w:t xml:space="preserve">I then break this risk down by credit score, occupation and age group. This helps answer not only </w:t>
+      </w:r>
+      <w:r>
+        <w:rPr>
+          <w:rFonts w:ascii="Arial" w:hAnsi="Arial" w:eastAsia="Arial" w:cs="Arial"/>
+          <w:b/>
+          <w:bCs w:val="0"/>
+          <w:color w:val="000000"/>
+          <w:kern w:val="2"/>
+          <w:sz w:val="20"/>
+          <w:szCs w:val="24"/>
+          <w:lang w:val="en-US" w:eastAsia="zh-CN" w:bidi="ar"/>
+        </w:rPr>
+        <w:t>how much risk exists</w:t>
+      </w:r>
+      <w:r>
+        <w:rPr>
+          <w:rFonts w:ascii="Arial" w:hAnsi="Arial" w:eastAsia="Arial" w:cs="Arial"/>
+          <w:color w:val="000000"/>
+          <w:kern w:val="2"/>
+          <w:sz w:val="20"/>
+          <w:szCs w:val="24"/>
+          <w:lang w:val="en-US" w:eastAsia="zh-CN" w:bidi="ar"/>
+        </w:rPr>
+        <w:t xml:space="preserve">, but also </w:t>
+      </w:r>
+      <w:r>
+        <w:rPr>
+          <w:rFonts w:ascii="Arial" w:hAnsi="Arial" w:eastAsia="Arial" w:cs="Arial"/>
+          <w:b/>
+          <w:bCs w:val="0"/>
+          <w:color w:val="000000"/>
+          <w:kern w:val="2"/>
+          <w:sz w:val="20"/>
+          <w:szCs w:val="24"/>
+          <w:lang w:val="en-US" w:eastAsia="zh-CN" w:bidi="ar"/>
+        </w:rPr>
+        <w:t>where the risk is concentrated</w:t>
+      </w:r>
+      <w:r>
+        <w:rPr>
+          <w:rFonts w:ascii="Arial" w:hAnsi="Arial" w:eastAsia="Arial" w:cs="Arial"/>
+          <w:color w:val="000000"/>
+          <w:kern w:val="2"/>
+          <w:sz w:val="20"/>
+          <w:szCs w:val="24"/>
+          <w:lang w:val="en-US" w:eastAsia="zh-CN" w:bidi="ar"/>
+        </w:rPr>
+        <w:t>. Credit utilization is a recurring financial-risk indicator.</w:t>
+      </w:r>
+    </w:p>
+    <w:p>
+      <w:pPr>
+        <w:keepNext w:val="0"/>
+        <w:keepLines w:val="0"/>
+        <w:widowControl/>
+        <w:suppressLineNumbers w:val="0"/>
+        <w:pBdr>
+          <w:top w:val="single" w:color="6F1D2B" w:sz="8" w:space="0"/>
+          <w:left w:val="single" w:color="6F1D2B" w:sz="8" w:space="0"/>
+          <w:bottom w:val="single" w:color="6F1D2B" w:sz="8" w:space="0"/>
+          <w:right w:val="single" w:color="6F1D2B" w:sz="8" w:space="0"/>
+        </w:pBdr>
+        <w:spacing w:before="0" w:beforeAutospacing="0" w:after="290" w:afterAutospacing="0" w:line="316" w:lineRule="auto"/>
+        <w:ind w:left="225" w:right="145" w:hanging="10"/>
+        <w:jc w:val="left"/>
+        <w:rPr>
+          <w:bdr w:val="single" w:color="6F1D2B" w:sz="8" w:space="0"/>
+          <w:lang w:val="en-US"/>
+        </w:rPr>
+      </w:pPr>
+      <w:r>
+        <w:rPr>
+          <w:rFonts w:ascii="Arial" w:hAnsi="Arial" w:eastAsia="Arial" w:cs="Arial"/>
+          <w:b/>
+          <w:bCs w:val="0"/>
+          <w:color w:val="333333"/>
+          <w:kern w:val="2"/>
+          <w:sz w:val="21"/>
+          <w:szCs w:val="24"/>
+          <w:bdr w:val="none" w:color="auto" w:sz="0" w:space="0"/>
+          <w:lang w:val="en-US" w:eastAsia="zh-CN" w:bidi="ar"/>
+        </w:rPr>
+        <w:t>Transition:</w:t>
+      </w:r>
+      <w:r>
+        <w:rPr>
+          <w:rFonts w:ascii="Arial" w:hAnsi="Arial" w:eastAsia="Arial" w:cs="Arial"/>
+          <w:color w:val="333333"/>
+          <w:kern w:val="2"/>
+          <w:sz w:val="21"/>
+          <w:szCs w:val="24"/>
+          <w:bdr w:val="none" w:color="auto" w:sz="0" w:space="0"/>
+          <w:lang w:val="en-US" w:eastAsia="zh-CN" w:bidi="ar"/>
+        </w:rPr>
+        <w:t xml:space="preserve"> “So, after identifying who appears to be at higher risk, the next question is: What are these customers actually doing financially?”</w:t>
+      </w:r>
+    </w:p>
+    <w:p>
+      <w:pPr>
+        <w:pStyle w:val="23"/>
+        <w:numPr>
+          <w:numId w:val="0"/>
+        </w:numPr>
+        <w:ind w:leftChars="0"/>
+      </w:pPr>
+    </w:p>
+    <w:p>
+      <w:pPr>
+        <w:spacing w:before="140" w:after="60"/>
+        <w:rPr>
+          <w:rFonts w:ascii="Arial" w:hAnsi="Arial"/>
+          <w:b/>
+          <w:color w:val="70182D"/>
+          <w:sz w:val="32"/>
+        </w:rPr>
+      </w:pPr>
+    </w:p>
+    <w:p>
+      <w:pPr>
+        <w:spacing w:before="140" w:after="60"/>
+        <w:rPr>
+          <w:rFonts w:ascii="Arial" w:hAnsi="Arial"/>
+          <w:b/>
+          <w:color w:val="70182D"/>
+          <w:sz w:val="32"/>
+        </w:rPr>
+      </w:pPr>
+    </w:p>
+    <w:p>
+      <w:pPr>
+        <w:spacing w:before="140" w:after="60"/>
+        <w:rPr>
+          <w:rFonts w:ascii="Arial" w:hAnsi="Arial"/>
+          <w:b/>
+          <w:color w:val="70182D"/>
+          <w:sz w:val="32"/>
+        </w:rPr>
+      </w:pPr>
+    </w:p>
+    <w:p>
+      <w:pPr>
+        <w:spacing w:before="140" w:after="60"/>
+        <w:rPr>
+          <w:rFonts w:ascii="Arial" w:hAnsi="Arial"/>
+          <w:b/>
+          <w:color w:val="70182D"/>
+          <w:sz w:val="32"/>
+        </w:rPr>
+      </w:pPr>
+    </w:p>
+    <w:p>
+      <w:pPr>
+        <w:spacing w:before="140" w:after="60"/>
+        <w:rPr>
+          <w:rFonts w:ascii="Arial" w:hAnsi="Arial"/>
+          <w:b/>
+          <w:color w:val="70182D"/>
+          <w:sz w:val="32"/>
+        </w:rPr>
+      </w:pPr>
+    </w:p>
+    <w:p>
+      <w:pPr>
+        <w:spacing w:before="140" w:after="60"/>
+        <w:rPr>
+          <w:rFonts w:ascii="Arial" w:hAnsi="Arial"/>
+          <w:b/>
+          <w:color w:val="70182D"/>
+          <w:sz w:val="32"/>
+        </w:rPr>
+      </w:pPr>
+    </w:p>
+    <w:p>
+      <w:pPr>
+        <w:spacing w:before="140" w:after="60"/>
+        <w:rPr>
+          <w:rFonts w:ascii="Arial" w:hAnsi="Arial"/>
+          <w:b/>
+          <w:color w:val="70182D"/>
+          <w:sz w:val="32"/>
+        </w:rPr>
+      </w:pPr>
+    </w:p>
+    <w:p>
+      <w:pPr>
+        <w:spacing w:before="140" w:after="60"/>
+        <w:rPr>
+          <w:rFonts w:ascii="Arial" w:hAnsi="Arial"/>
+          <w:b/>
+          <w:color w:val="70182D"/>
+          <w:sz w:val="32"/>
+        </w:rPr>
+      </w:pPr>
+    </w:p>
+    <w:p>
+      <w:pPr>
+        <w:spacing w:before="140" w:after="60"/>
+        <w:rPr>
+          <w:rFonts w:ascii="Arial" w:hAnsi="Arial"/>
+          <w:b/>
+          <w:color w:val="70182D"/>
+          <w:sz w:val="32"/>
+        </w:rPr>
+      </w:pPr>
+    </w:p>
+    <w:p>
+      <w:pPr>
+        <w:spacing w:before="140" w:after="60"/>
+        <w:rPr>
+          <w:rFonts w:ascii="Arial" w:hAnsi="Arial"/>
+          <w:b/>
+          <w:color w:val="70182D"/>
+          <w:sz w:val="32"/>
+        </w:rPr>
+      </w:pPr>
+    </w:p>
+    <w:p>
+      <w:pPr>
+        <w:spacing w:before="140" w:after="60"/>
+        <w:rPr>
+          <w:rFonts w:ascii="Arial" w:hAnsi="Arial"/>
+          <w:b/>
+          <w:color w:val="70182D"/>
+          <w:sz w:val="32"/>
+        </w:rPr>
+      </w:pPr>
+    </w:p>
+    <w:p>
+      <w:pPr>
+        <w:spacing w:before="140" w:after="60"/>
+        <w:rPr>
+          <w:rFonts w:ascii="Arial" w:hAnsi="Arial"/>
+          <w:b/>
+          <w:color w:val="70182D"/>
+          <w:sz w:val="32"/>
+        </w:rPr>
+      </w:pPr>
+    </w:p>
+    <w:p>
+      <w:pPr>
+        <w:spacing w:before="140" w:after="60"/>
+        <w:rPr>
+          <w:rFonts w:ascii="Arial" w:hAnsi="Arial"/>
+          <w:b/>
+          <w:color w:val="70182D"/>
+          <w:sz w:val="32"/>
+        </w:rPr>
+      </w:pPr>
+    </w:p>
+    <w:p>
+      <w:pPr>
         <w:spacing w:before="140" w:after="60"/>
       </w:pPr>
       <w:r>
@@ -2719,6 +3919,481 @@
     </w:p>
     <w:p>
       <w:pPr>
+        <w:keepNext w:val="0"/>
+        <w:keepLines w:val="0"/>
+        <w:widowControl/>
+        <w:suppressLineNumbers w:val="0"/>
+        <w:spacing w:before="0" w:beforeAutospacing="0" w:after="84" w:afterAutospacing="0" w:line="256" w:lineRule="auto"/>
+        <w:ind w:left="-5" w:right="0" w:hanging="10"/>
+        <w:jc w:val="left"/>
+        <w:rPr>
+          <w:rFonts w:ascii="Arial" w:hAnsi="Arial" w:eastAsia="Arial" w:cs="Arial"/>
+          <w:b/>
+          <w:bCs w:val="0"/>
+          <w:color w:val="8A5A00"/>
+          <w:kern w:val="2"/>
+          <w:sz w:val="25"/>
+          <w:szCs w:val="24"/>
+          <w:lang w:val="en-US" w:eastAsia="zh-CN" w:bidi="ar"/>
+        </w:rPr>
+      </w:pPr>
+    </w:p>
+    <w:p>
+      <w:pPr>
+        <w:keepNext w:val="0"/>
+        <w:keepLines w:val="0"/>
+        <w:widowControl/>
+        <w:suppressLineNumbers w:val="0"/>
+        <w:spacing w:before="0" w:beforeAutospacing="0" w:after="84" w:afterAutospacing="0" w:line="256" w:lineRule="auto"/>
+        <w:ind w:left="-5" w:right="0" w:hanging="10"/>
+        <w:jc w:val="left"/>
+        <w:rPr>
+          <w:rFonts w:ascii="Arial" w:hAnsi="Arial" w:eastAsia="Arial" w:cs="Arial"/>
+          <w:b/>
+          <w:bCs w:val="0"/>
+          <w:color w:val="8A5A00"/>
+          <w:kern w:val="2"/>
+          <w:sz w:val="25"/>
+          <w:szCs w:val="24"/>
+          <w:lang w:val="en-US" w:eastAsia="zh-CN" w:bidi="ar"/>
+        </w:rPr>
+      </w:pPr>
+    </w:p>
+    <w:p>
+      <w:pPr>
+        <w:keepNext w:val="0"/>
+        <w:keepLines w:val="0"/>
+        <w:widowControl/>
+        <w:suppressLineNumbers w:val="0"/>
+        <w:spacing w:before="0" w:beforeAutospacing="0" w:after="84" w:afterAutospacing="0" w:line="256" w:lineRule="auto"/>
+        <w:ind w:left="-5" w:right="0" w:hanging="10"/>
+        <w:jc w:val="left"/>
+        <w:rPr>
+          <w:rFonts w:ascii="Arial" w:hAnsi="Arial" w:eastAsia="Arial" w:cs="Arial"/>
+          <w:b/>
+          <w:bCs w:val="0"/>
+          <w:color w:val="8A5A00"/>
+          <w:kern w:val="2"/>
+          <w:sz w:val="25"/>
+          <w:szCs w:val="24"/>
+          <w:lang w:val="en-US" w:eastAsia="zh-CN" w:bidi="ar"/>
+        </w:rPr>
+      </w:pPr>
+    </w:p>
+    <w:p>
+      <w:pPr>
+        <w:keepNext w:val="0"/>
+        <w:keepLines w:val="0"/>
+        <w:widowControl/>
+        <w:suppressLineNumbers w:val="0"/>
+        <w:spacing w:before="0" w:beforeAutospacing="0" w:after="84" w:afterAutospacing="0" w:line="256" w:lineRule="auto"/>
+        <w:ind w:left="-5" w:right="0" w:hanging="10"/>
+        <w:jc w:val="left"/>
+        <w:rPr>
+          <w:rFonts w:ascii="Arial" w:hAnsi="Arial" w:eastAsia="Arial" w:cs="Arial"/>
+          <w:b/>
+          <w:bCs w:val="0"/>
+          <w:color w:val="8A5A00"/>
+          <w:kern w:val="2"/>
+          <w:sz w:val="25"/>
+          <w:szCs w:val="24"/>
+          <w:lang w:val="en-US" w:eastAsia="zh-CN" w:bidi="ar"/>
+        </w:rPr>
+      </w:pPr>
+    </w:p>
+    <w:p>
+      <w:pPr>
+        <w:keepNext w:val="0"/>
+        <w:keepLines w:val="0"/>
+        <w:widowControl/>
+        <w:suppressLineNumbers w:val="0"/>
+        <w:spacing w:before="0" w:beforeAutospacing="0" w:after="84" w:afterAutospacing="0" w:line="256" w:lineRule="auto"/>
+        <w:ind w:left="-5" w:right="0" w:hanging="10"/>
+        <w:jc w:val="left"/>
+        <w:rPr>
+          <w:lang w:val="en-US"/>
+        </w:rPr>
+      </w:pPr>
+      <w:r>
+        <w:rPr>
+          <w:rFonts w:ascii="Arial" w:hAnsi="Arial" w:eastAsia="Arial" w:cs="Arial"/>
+          <w:b/>
+          <w:bCs w:val="0"/>
+          <w:color w:val="8A5A00"/>
+          <w:kern w:val="2"/>
+          <w:sz w:val="25"/>
+          <w:szCs w:val="24"/>
+          <w:lang w:val="en-US" w:eastAsia="zh-CN" w:bidi="ar"/>
+        </w:rPr>
+        <w:t>Story: “What behaviour is creating the risk?”</w:t>
+      </w:r>
+    </w:p>
+    <w:p>
+      <w:pPr>
+        <w:keepNext w:val="0"/>
+        <w:keepLines w:val="0"/>
+        <w:widowControl/>
+        <w:suppressLineNumbers w:val="0"/>
+        <w:spacing w:before="0" w:beforeAutospacing="0" w:after="187" w:afterAutospacing="0" w:line="304" w:lineRule="auto"/>
+        <w:ind w:left="-5" w:right="9" w:hanging="10"/>
+        <w:jc w:val="left"/>
+        <w:rPr>
+          <w:lang w:val="en-US"/>
+        </w:rPr>
+      </w:pPr>
+      <w:r>
+        <w:rPr>
+          <w:rFonts w:ascii="Arial" w:hAnsi="Arial" w:eastAsia="Arial" w:cs="Arial"/>
+          <w:color w:val="000000"/>
+          <w:kern w:val="2"/>
+          <w:sz w:val="20"/>
+          <w:szCs w:val="24"/>
+          <w:lang w:val="en-US" w:eastAsia="zh-CN" w:bidi="ar"/>
+        </w:rPr>
+        <w:t>On the second page, I move from who is at risk to how customers behave financially. I analyze average bank accounts, credit cards, loans, credit inquiries, delayed payments and outstanding debt. The purpose is to compare these behaviours across different credit-score groups.</w:t>
+      </w:r>
+    </w:p>
+    <w:p>
+      <w:pPr>
+        <w:keepNext w:val="0"/>
+        <w:keepLines w:val="0"/>
+        <w:widowControl/>
+        <w:suppressLineNumbers w:val="0"/>
+        <w:spacing w:before="0" w:beforeAutospacing="0" w:after="140" w:afterAutospacing="0" w:line="304" w:lineRule="auto"/>
+        <w:ind w:left="-5" w:right="9" w:hanging="10"/>
+        <w:jc w:val="left"/>
+        <w:rPr>
+          <w:lang w:val="en-US"/>
+        </w:rPr>
+      </w:pPr>
+      <w:r>
+        <w:rPr>
+          <w:rFonts w:ascii="Arial" w:hAnsi="Arial" w:eastAsia="Arial" w:cs="Arial"/>
+          <w:color w:val="000000"/>
+          <w:kern w:val="2"/>
+          <w:sz w:val="20"/>
+          <w:szCs w:val="24"/>
+          <w:lang w:val="en-US" w:eastAsia="zh-CN" w:bidi="ar"/>
+        </w:rPr>
+        <w:t>Multiple loans, high credit utilization, frequent credit inquiries and delayed payments can provide additional behavioural signals. I am not using one variable alone to declare someone fraudulent. Instead, I look at these indicators together to understand the customer's overall financial behaviour.</w:t>
+      </w:r>
+    </w:p>
+    <w:p>
+      <w:pPr>
+        <w:keepNext w:val="0"/>
+        <w:keepLines w:val="0"/>
+        <w:widowControl/>
+        <w:suppressLineNumbers w:val="0"/>
+        <w:spacing w:before="0" w:beforeAutospacing="0" w:after="152" w:afterAutospacing="0" w:line="304" w:lineRule="auto"/>
+        <w:ind w:left="-5" w:right="9" w:hanging="10"/>
+        <w:jc w:val="left"/>
+        <w:rPr>
+          <w:lang w:val="en-US"/>
+        </w:rPr>
+      </w:pPr>
+      <w:r>
+        <w:rPr>
+          <w:rFonts w:ascii="Arial" w:hAnsi="Arial" w:eastAsia="Arial" w:cs="Arial"/>
+          <w:b/>
+          <w:bCs w:val="0"/>
+          <w:color w:val="000000"/>
+          <w:kern w:val="2"/>
+          <w:sz w:val="20"/>
+          <w:szCs w:val="24"/>
+          <w:lang w:val="en-US" w:eastAsia="zh-CN" w:bidi="ar"/>
+        </w:rPr>
+        <w:t>Interactive filters:</w:t>
+      </w:r>
+      <w:r>
+        <w:rPr>
+          <w:rFonts w:ascii="Arial" w:hAnsi="Arial" w:eastAsia="Arial" w:cs="Arial"/>
+          <w:color w:val="000000"/>
+          <w:kern w:val="2"/>
+          <w:sz w:val="20"/>
+          <w:szCs w:val="24"/>
+          <w:lang w:val="en-US" w:eastAsia="zh-CN" w:bidi="ar"/>
+        </w:rPr>
+        <w:t xml:space="preserve"> Age Group, Occupation, Credit Score, Payment Behaviour and Credit Mix.</w:t>
+      </w:r>
+    </w:p>
+    <w:p>
+      <w:pPr>
+        <w:keepNext w:val="0"/>
+        <w:keepLines w:val="0"/>
+        <w:widowControl/>
+        <w:suppressLineNumbers w:val="0"/>
+        <w:pBdr>
+          <w:top w:val="single" w:color="6F1D2B" w:sz="8" w:space="0"/>
+          <w:left w:val="single" w:color="6F1D2B" w:sz="8" w:space="0"/>
+          <w:bottom w:val="single" w:color="6F1D2B" w:sz="8" w:space="0"/>
+          <w:right w:val="single" w:color="6F1D2B" w:sz="8" w:space="0"/>
+        </w:pBdr>
+        <w:spacing w:before="0" w:beforeAutospacing="0" w:after="290" w:afterAutospacing="0" w:line="316" w:lineRule="auto"/>
+        <w:ind w:left="225" w:right="145" w:hanging="10"/>
+        <w:jc w:val="left"/>
+        <w:rPr>
+          <w:bdr w:val="single" w:color="6F1D2B" w:sz="8" w:space="0"/>
+          <w:lang w:val="en-US"/>
+        </w:rPr>
+      </w:pPr>
+      <w:r>
+        <w:rPr>
+          <w:rFonts w:ascii="Arial" w:hAnsi="Arial" w:eastAsia="Arial" w:cs="Arial"/>
+          <w:b/>
+          <w:bCs w:val="0"/>
+          <w:color w:val="333333"/>
+          <w:kern w:val="2"/>
+          <w:sz w:val="21"/>
+          <w:szCs w:val="24"/>
+          <w:bdr w:val="none" w:color="auto" w:sz="0" w:space="0"/>
+          <w:lang w:val="en-US" w:eastAsia="zh-CN" w:bidi="ar"/>
+        </w:rPr>
+        <w:t>Transition:</w:t>
+      </w:r>
+      <w:r>
+        <w:rPr>
+          <w:rFonts w:ascii="Arial" w:hAnsi="Arial" w:eastAsia="Arial" w:cs="Arial"/>
+          <w:color w:val="333333"/>
+          <w:kern w:val="2"/>
+          <w:sz w:val="21"/>
+          <w:szCs w:val="24"/>
+          <w:bdr w:val="none" w:color="auto" w:sz="0" w:space="0"/>
+          <w:lang w:val="en-US" w:eastAsia="zh-CN" w:bidi="ar"/>
+        </w:rPr>
+        <w:t xml:space="preserve"> “Now that we understand the financial behaviour, I wanted to go one level deeper. What does the financial profile of these customers look like?”</w:t>
+      </w:r>
+    </w:p>
+    <w:p>
+      <w:pPr>
+        <w:pStyle w:val="23"/>
+        <w:numPr>
+          <w:numId w:val="0"/>
+        </w:numPr>
+        <w:ind w:leftChars="0"/>
+      </w:pPr>
+    </w:p>
+    <w:p>
+      <w:pPr>
+        <w:spacing w:before="140" w:after="60"/>
+        <w:rPr>
+          <w:rFonts w:ascii="Arial" w:hAnsi="Arial"/>
+          <w:b/>
+          <w:color w:val="70182D"/>
+          <w:sz w:val="32"/>
+        </w:rPr>
+      </w:pPr>
+    </w:p>
+    <w:p>
+      <w:pPr>
+        <w:spacing w:before="140" w:after="60"/>
+        <w:rPr>
+          <w:rFonts w:ascii="Arial" w:hAnsi="Arial"/>
+          <w:b/>
+          <w:color w:val="70182D"/>
+          <w:sz w:val="32"/>
+        </w:rPr>
+      </w:pPr>
+    </w:p>
+    <w:p>
+      <w:pPr>
+        <w:spacing w:before="140" w:after="60"/>
+        <w:rPr>
+          <w:rFonts w:ascii="Arial" w:hAnsi="Arial"/>
+          <w:b/>
+          <w:color w:val="70182D"/>
+          <w:sz w:val="32"/>
+        </w:rPr>
+      </w:pPr>
+    </w:p>
+    <w:p>
+      <w:pPr>
+        <w:spacing w:before="140" w:after="60"/>
+        <w:rPr>
+          <w:rFonts w:ascii="Arial" w:hAnsi="Arial"/>
+          <w:b/>
+          <w:color w:val="70182D"/>
+          <w:sz w:val="32"/>
+        </w:rPr>
+      </w:pPr>
+    </w:p>
+    <w:p>
+      <w:pPr>
+        <w:spacing w:before="140" w:after="60"/>
+        <w:rPr>
+          <w:rFonts w:ascii="Arial" w:hAnsi="Arial"/>
+          <w:b/>
+          <w:color w:val="70182D"/>
+          <w:sz w:val="32"/>
+        </w:rPr>
+      </w:pPr>
+    </w:p>
+    <w:p>
+      <w:pPr>
+        <w:spacing w:before="140" w:after="60"/>
+        <w:rPr>
+          <w:rFonts w:ascii="Arial" w:hAnsi="Arial"/>
+          <w:b/>
+          <w:color w:val="70182D"/>
+          <w:sz w:val="32"/>
+        </w:rPr>
+      </w:pPr>
+    </w:p>
+    <w:p>
+      <w:pPr>
+        <w:spacing w:before="140" w:after="60"/>
+        <w:rPr>
+          <w:rFonts w:ascii="Arial" w:hAnsi="Arial"/>
+          <w:b/>
+          <w:color w:val="70182D"/>
+          <w:sz w:val="32"/>
+        </w:rPr>
+      </w:pPr>
+    </w:p>
+    <w:p>
+      <w:pPr>
+        <w:spacing w:before="140" w:after="60"/>
+        <w:rPr>
+          <w:rFonts w:ascii="Arial" w:hAnsi="Arial"/>
+          <w:b/>
+          <w:color w:val="70182D"/>
+          <w:sz w:val="32"/>
+        </w:rPr>
+      </w:pPr>
+    </w:p>
+    <w:p>
+      <w:pPr>
+        <w:spacing w:before="140" w:after="60"/>
+        <w:rPr>
+          <w:rFonts w:ascii="Arial" w:hAnsi="Arial"/>
+          <w:b/>
+          <w:color w:val="70182D"/>
+          <w:sz w:val="32"/>
+        </w:rPr>
+      </w:pPr>
+    </w:p>
+    <w:p>
+      <w:pPr>
+        <w:spacing w:before="140" w:after="60"/>
+        <w:rPr>
+          <w:rFonts w:ascii="Arial" w:hAnsi="Arial"/>
+          <w:b/>
+          <w:color w:val="70182D"/>
+          <w:sz w:val="32"/>
+        </w:rPr>
+      </w:pPr>
+    </w:p>
+    <w:p>
+      <w:pPr>
+        <w:spacing w:before="140" w:after="60"/>
+        <w:rPr>
+          <w:rFonts w:ascii="Arial" w:hAnsi="Arial"/>
+          <w:b/>
+          <w:color w:val="70182D"/>
+          <w:sz w:val="32"/>
+        </w:rPr>
+      </w:pPr>
+    </w:p>
+    <w:p>
+      <w:pPr>
+        <w:spacing w:before="140" w:after="60"/>
+        <w:rPr>
+          <w:rFonts w:ascii="Arial" w:hAnsi="Arial"/>
+          <w:b/>
+          <w:color w:val="70182D"/>
+          <w:sz w:val="32"/>
+        </w:rPr>
+      </w:pPr>
+    </w:p>
+    <w:p>
+      <w:pPr>
+        <w:spacing w:before="140" w:after="60"/>
+        <w:rPr>
+          <w:rFonts w:ascii="Arial" w:hAnsi="Arial"/>
+          <w:b/>
+          <w:color w:val="70182D"/>
+          <w:sz w:val="32"/>
+        </w:rPr>
+      </w:pPr>
+    </w:p>
+    <w:p>
+      <w:pPr>
+        <w:spacing w:before="140" w:after="60"/>
+        <w:rPr>
+          <w:rFonts w:ascii="Arial" w:hAnsi="Arial"/>
+          <w:b/>
+          <w:color w:val="70182D"/>
+          <w:sz w:val="32"/>
+        </w:rPr>
+      </w:pPr>
+    </w:p>
+    <w:p>
+      <w:pPr>
+        <w:spacing w:before="140" w:after="60"/>
+        <w:rPr>
+          <w:rFonts w:ascii="Arial" w:hAnsi="Arial"/>
+          <w:b/>
+          <w:color w:val="70182D"/>
+          <w:sz w:val="32"/>
+        </w:rPr>
+      </w:pPr>
+    </w:p>
+    <w:p>
+      <w:pPr>
+        <w:spacing w:before="140" w:after="60"/>
+        <w:rPr>
+          <w:rFonts w:ascii="Arial" w:hAnsi="Arial"/>
+          <w:b/>
+          <w:color w:val="70182D"/>
+          <w:sz w:val="32"/>
+        </w:rPr>
+      </w:pPr>
+    </w:p>
+    <w:p>
+      <w:pPr>
+        <w:spacing w:before="140" w:after="60"/>
+        <w:rPr>
+          <w:rFonts w:ascii="Arial" w:hAnsi="Arial"/>
+          <w:b/>
+          <w:color w:val="70182D"/>
+          <w:sz w:val="32"/>
+        </w:rPr>
+      </w:pPr>
+    </w:p>
+    <w:p>
+      <w:pPr>
+        <w:spacing w:before="140" w:after="60"/>
+        <w:rPr>
+          <w:rFonts w:ascii="Arial" w:hAnsi="Arial"/>
+          <w:b/>
+          <w:color w:val="70182D"/>
+          <w:sz w:val="32"/>
+        </w:rPr>
+      </w:pPr>
+    </w:p>
+    <w:p>
+      <w:pPr>
+        <w:spacing w:before="140" w:after="60"/>
+        <w:rPr>
+          <w:rFonts w:ascii="Arial" w:hAnsi="Arial"/>
+          <w:b/>
+          <w:color w:val="70182D"/>
+          <w:sz w:val="32"/>
+        </w:rPr>
+      </w:pPr>
+    </w:p>
+    <w:p>
+      <w:pPr>
+        <w:spacing w:before="140" w:after="60"/>
+        <w:rPr>
+          <w:rFonts w:ascii="Arial" w:hAnsi="Arial"/>
+          <w:b/>
+          <w:color w:val="70182D"/>
+          <w:sz w:val="32"/>
+        </w:rPr>
+      </w:pPr>
+    </w:p>
+    <w:p>
+      <w:pPr>
         <w:spacing w:before="140" w:after="60"/>
       </w:pPr>
       <w:r>
@@ -2930,7 +4605,999 @@
     </w:p>
     <w:p>
       <w:pPr>
+        <w:keepNext w:val="0"/>
+        <w:keepLines w:val="0"/>
+        <w:widowControl/>
+        <w:suppressLineNumbers w:val="0"/>
+        <w:spacing w:before="0" w:beforeAutospacing="0" w:after="84" w:afterAutospacing="0" w:line="256" w:lineRule="auto"/>
+        <w:ind w:left="-5" w:right="0" w:hanging="10"/>
+        <w:jc w:val="left"/>
+        <w:rPr>
+          <w:lang w:val="en-US"/>
+        </w:rPr>
+      </w:pPr>
+      <w:r>
+        <w:rPr>
+          <w:rFonts w:ascii="Arial" w:hAnsi="Arial" w:eastAsia="Arial" w:cs="Arial"/>
+          <w:b/>
+          <w:bCs w:val="0"/>
+          <w:color w:val="8A5A00"/>
+          <w:kern w:val="2"/>
+          <w:sz w:val="25"/>
+          <w:szCs w:val="24"/>
+          <w:lang w:val="en-US" w:eastAsia="zh-CN" w:bidi="ar"/>
+        </w:rPr>
+        <w:t>Story: “Who is behind the risk?”</w:t>
+      </w:r>
+    </w:p>
+    <w:p>
+      <w:pPr>
+        <w:keepNext w:val="0"/>
+        <w:keepLines w:val="0"/>
+        <w:widowControl/>
+        <w:suppressLineNumbers w:val="0"/>
+        <w:spacing w:before="0" w:beforeAutospacing="0" w:after="0" w:afterAutospacing="0" w:line="304" w:lineRule="auto"/>
+        <w:ind w:left="-5" w:right="9" w:hanging="10"/>
+        <w:jc w:val="left"/>
+        <w:rPr>
+          <w:lang w:val="en-US"/>
+        </w:rPr>
+      </w:pPr>
+      <w:r>
+        <w:rPr>
+          <w:rFonts w:ascii="Arial" w:hAnsi="Arial" w:eastAsia="Arial" w:cs="Arial"/>
+          <w:color w:val="000000"/>
+          <w:kern w:val="2"/>
+          <w:sz w:val="20"/>
+          <w:szCs w:val="24"/>
+          <w:lang w:val="en-US" w:eastAsia="zh-CN" w:bidi="ar"/>
+        </w:rPr>
+        <w:t>Page 3 builds a deeper financial profile of the customer. I bring together annual income, monthly salary, outstanding debt, EMI, investment and credit utilization, and then compare these financial characteristics with occupation, age group and payment behaviour.</w:t>
+      </w:r>
+    </w:p>
+    <w:tbl>
+      <w:tblPr>
+        <w:tblStyle w:val="164"/>
+        <w:tblW w:w="8220" w:type="dxa"/>
+        <w:tblInd w:w="815" w:type="dxa"/>
+        <w:tblBorders>
+          <w:top w:val="none" w:color="auto" w:sz="0" w:space="0"/>
+          <w:left w:val="none" w:color="auto" w:sz="0" w:space="0"/>
+          <w:bottom w:val="none" w:color="auto" w:sz="0" w:space="0"/>
+          <w:right w:val="none" w:color="auto" w:sz="0" w:space="0"/>
+          <w:insideH w:val="none" w:color="auto" w:sz="0" w:space="0"/>
+          <w:insideV w:val="none" w:color="auto" w:sz="0" w:space="0"/>
+        </w:tblBorders>
+        <w:shd w:val="clear"/>
+        <w:tblLayout w:type="autofit"/>
+        <w:tblCellMar>
+          <w:top w:w="0" w:type="dxa"/>
+          <w:left w:w="120" w:type="dxa"/>
+          <w:bottom w:w="0" w:type="dxa"/>
+          <w:right w:w="115" w:type="dxa"/>
+        </w:tblCellMar>
+      </w:tblPr>
+      <w:tblGrid>
+        <w:gridCol w:w="4250"/>
+        <w:gridCol w:w="3970"/>
+      </w:tblGrid>
+      <w:tr>
+        <w:tblPrEx>
+          <w:tblBorders>
+            <w:top w:val="none" w:color="auto" w:sz="0" w:space="0"/>
+            <w:left w:val="none" w:color="auto" w:sz="0" w:space="0"/>
+            <w:bottom w:val="none" w:color="auto" w:sz="0" w:space="0"/>
+            <w:right w:val="none" w:color="auto" w:sz="0" w:space="0"/>
+            <w:insideH w:val="none" w:color="auto" w:sz="0" w:space="0"/>
+            <w:insideV w:val="none" w:color="auto" w:sz="0" w:space="0"/>
+          </w:tblBorders>
+          <w:shd w:val="clear"/>
+          <w:tblCellMar>
+            <w:top w:w="0" w:type="dxa"/>
+            <w:left w:w="120" w:type="dxa"/>
+            <w:bottom w:w="0" w:type="dxa"/>
+            <w:right w:w="115" w:type="dxa"/>
+          </w:tblCellMar>
+        </w:tblPrEx>
+        <w:trPr>
+          <w:trHeight w:val="480" w:hRule="atLeast"/>
+        </w:trPr>
+        <w:tc>
+          <w:tcPr>
+            <w:tcW w:w="4252" w:type="dxa"/>
+            <w:tcBorders>
+              <w:top w:val="single" w:color="BBBBBB" w:sz="4" w:space="0"/>
+              <w:left w:val="single" w:color="BBBBBB" w:sz="4" w:space="0"/>
+              <w:bottom w:val="single" w:color="BBBBBB" w:sz="4" w:space="0"/>
+              <w:right w:val="single" w:color="BBBBBB" w:sz="4" w:space="0"/>
+            </w:tcBorders>
+            <w:shd w:val="clear" w:color="auto" w:fill="6F1D2B"/>
+            <w:vAlign w:val="center"/>
+          </w:tcPr>
+          <w:p>
+            <w:pPr>
+              <w:keepNext w:val="0"/>
+              <w:keepLines w:val="0"/>
+              <w:widowControl/>
+              <w:suppressLineNumbers w:val="0"/>
+              <w:spacing w:before="0" w:beforeAutospacing="0" w:after="0" w:afterAutospacing="0" w:line="256" w:lineRule="auto"/>
+              <w:ind w:left="0" w:right="0" w:firstLine="0"/>
+              <w:jc w:val="left"/>
+              <w:rPr>
+                <w:bdr w:val="none" w:color="auto" w:sz="0" w:space="0"/>
+              </w:rPr>
+            </w:pPr>
+            <w:r>
+              <w:rPr>
+                <w:rFonts w:ascii="Arial" w:hAnsi="Arial" w:eastAsia="Arial" w:cs="Arial"/>
+                <w:b/>
+                <w:bCs w:val="0"/>
+                <w:color w:val="FFFFFF"/>
+                <w:kern w:val="2"/>
+                <w:sz w:val="19"/>
+                <w:szCs w:val="24"/>
+                <w:bdr w:val="none" w:color="auto" w:sz="0" w:space="0"/>
+                <w:lang w:val="en-US" w:eastAsia="zh-CN" w:bidi="ar"/>
+              </w:rPr>
+              <w:t>Age Group</w:t>
+            </w:r>
+          </w:p>
+        </w:tc>
+        <w:tc>
+          <w:tcPr>
+            <w:tcW w:w="3972" w:type="dxa"/>
+            <w:tcBorders>
+              <w:top w:val="single" w:color="BBBBBB" w:sz="4" w:space="0"/>
+              <w:left w:val="single" w:color="BBBBBB" w:sz="4" w:space="0"/>
+              <w:bottom w:val="single" w:color="BBBBBB" w:sz="4" w:space="0"/>
+              <w:right w:val="single" w:color="BBBBBB" w:sz="4" w:space="0"/>
+            </w:tcBorders>
+            <w:shd w:val="clear" w:color="auto" w:fill="6F1D2B"/>
+            <w:vAlign w:val="center"/>
+          </w:tcPr>
+          <w:p>
+            <w:pPr>
+              <w:keepNext w:val="0"/>
+              <w:keepLines w:val="0"/>
+              <w:widowControl/>
+              <w:suppressLineNumbers w:val="0"/>
+              <w:spacing w:before="0" w:beforeAutospacing="0" w:after="0" w:afterAutospacing="0" w:line="256" w:lineRule="auto"/>
+              <w:ind w:left="0" w:right="0" w:firstLine="0"/>
+              <w:jc w:val="left"/>
+              <w:rPr>
+                <w:bdr w:val="none" w:color="auto" w:sz="0" w:space="0"/>
+              </w:rPr>
+            </w:pPr>
+            <w:r>
+              <w:rPr>
+                <w:rFonts w:ascii="Arial" w:hAnsi="Arial" w:eastAsia="Arial" w:cs="Arial"/>
+                <w:b/>
+                <w:bCs w:val="0"/>
+                <w:color w:val="FFFFFF"/>
+                <w:kern w:val="2"/>
+                <w:sz w:val="19"/>
+                <w:szCs w:val="24"/>
+                <w:bdr w:val="none" w:color="auto" w:sz="0" w:space="0"/>
+                <w:lang w:val="en-US" w:eastAsia="zh-CN" w:bidi="ar"/>
+              </w:rPr>
+              <w:t>Observed High Risk %</w:t>
+            </w:r>
+          </w:p>
+        </w:tc>
+      </w:tr>
+      <w:tr>
+        <w:tblPrEx>
+          <w:tblBorders>
+            <w:top w:val="none" w:color="auto" w:sz="0" w:space="0"/>
+            <w:left w:val="none" w:color="auto" w:sz="0" w:space="0"/>
+            <w:bottom w:val="none" w:color="auto" w:sz="0" w:space="0"/>
+            <w:right w:val="none" w:color="auto" w:sz="0" w:space="0"/>
+            <w:insideH w:val="none" w:color="auto" w:sz="0" w:space="0"/>
+            <w:insideV w:val="none" w:color="auto" w:sz="0" w:space="0"/>
+          </w:tblBorders>
+          <w:shd w:val="clear"/>
+          <w:tblCellMar>
+            <w:top w:w="0" w:type="dxa"/>
+            <w:left w:w="120" w:type="dxa"/>
+            <w:bottom w:w="0" w:type="dxa"/>
+            <w:right w:w="115" w:type="dxa"/>
+          </w:tblCellMar>
+        </w:tblPrEx>
+        <w:trPr>
+          <w:trHeight w:val="480" w:hRule="atLeast"/>
+        </w:trPr>
+        <w:tc>
+          <w:tcPr>
+            <w:tcW w:w="4252" w:type="dxa"/>
+            <w:tcBorders>
+              <w:top w:val="single" w:color="BBBBBB" w:sz="4" w:space="0"/>
+              <w:left w:val="single" w:color="BBBBBB" w:sz="4" w:space="0"/>
+              <w:bottom w:val="single" w:color="BBBBBB" w:sz="4" w:space="0"/>
+              <w:right w:val="single" w:color="BBBBBB" w:sz="4" w:space="0"/>
+            </w:tcBorders>
+            <w:shd w:val="clear" w:color="auto" w:fill="FFFFFF"/>
+            <w:vAlign w:val="center"/>
+          </w:tcPr>
+          <w:p>
+            <w:pPr>
+              <w:keepNext w:val="0"/>
+              <w:keepLines w:val="0"/>
+              <w:widowControl/>
+              <w:suppressLineNumbers w:val="0"/>
+              <w:spacing w:before="0" w:beforeAutospacing="0" w:after="0" w:afterAutospacing="0" w:line="256" w:lineRule="auto"/>
+              <w:ind w:left="0" w:right="0" w:firstLine="0"/>
+              <w:jc w:val="left"/>
+              <w:rPr>
+                <w:bdr w:val="none" w:color="auto" w:sz="0" w:space="0"/>
+              </w:rPr>
+            </w:pPr>
+            <w:r>
+              <w:rPr>
+                <w:rFonts w:ascii="Arial" w:hAnsi="Arial" w:eastAsia="Arial" w:cs="Arial"/>
+                <w:color w:val="000000"/>
+                <w:kern w:val="2"/>
+                <w:sz w:val="19"/>
+                <w:szCs w:val="24"/>
+                <w:bdr w:val="none" w:color="auto" w:sz="0" w:space="0"/>
+                <w:lang w:val="en-US" w:eastAsia="zh-CN" w:bidi="ar"/>
+              </w:rPr>
+              <w:t>Unknown</w:t>
+            </w:r>
+          </w:p>
+        </w:tc>
+        <w:tc>
+          <w:tcPr>
+            <w:tcW w:w="3972" w:type="dxa"/>
+            <w:tcBorders>
+              <w:top w:val="single" w:color="BBBBBB" w:sz="4" w:space="0"/>
+              <w:left w:val="single" w:color="BBBBBB" w:sz="4" w:space="0"/>
+              <w:bottom w:val="single" w:color="BBBBBB" w:sz="4" w:space="0"/>
+              <w:right w:val="single" w:color="BBBBBB" w:sz="4" w:space="0"/>
+            </w:tcBorders>
+            <w:shd w:val="clear" w:color="auto" w:fill="FFFFFF"/>
+            <w:vAlign w:val="center"/>
+          </w:tcPr>
+          <w:p>
+            <w:pPr>
+              <w:keepNext w:val="0"/>
+              <w:keepLines w:val="0"/>
+              <w:widowControl/>
+              <w:suppressLineNumbers w:val="0"/>
+              <w:spacing w:before="0" w:beforeAutospacing="0" w:after="0" w:afterAutospacing="0" w:line="256" w:lineRule="auto"/>
+              <w:ind w:left="0" w:right="0" w:firstLine="0"/>
+              <w:jc w:val="left"/>
+              <w:rPr>
+                <w:bdr w:val="none" w:color="auto" w:sz="0" w:space="0"/>
+              </w:rPr>
+            </w:pPr>
+            <w:r>
+              <w:rPr>
+                <w:rFonts w:hint="default" w:ascii="Segoe UI Symbol" w:hAnsi="Segoe UI Symbol" w:eastAsia="Segoe UI Symbol" w:cs="Segoe UI Symbol"/>
+                <w:color w:val="000000"/>
+                <w:kern w:val="2"/>
+                <w:sz w:val="19"/>
+                <w:szCs w:val="24"/>
+                <w:bdr w:val="none" w:color="auto" w:sz="0" w:space="0"/>
+                <w:lang w:val="en-US" w:eastAsia="zh-CN" w:bidi="ar"/>
+              </w:rPr>
+              <w:t>≈</w:t>
+            </w:r>
+            <w:r>
+              <w:rPr>
+                <w:rFonts w:ascii="Arial" w:hAnsi="Arial" w:eastAsia="Arial" w:cs="Arial"/>
+                <w:color w:val="000000"/>
+                <w:kern w:val="2"/>
+                <w:sz w:val="19"/>
+                <w:szCs w:val="24"/>
+                <w:bdr w:val="none" w:color="auto" w:sz="0" w:space="0"/>
+                <w:lang w:val="en-US" w:eastAsia="zh-CN" w:bidi="ar"/>
+              </w:rPr>
+              <w:t xml:space="preserve"> 62.2%</w:t>
+            </w:r>
+          </w:p>
+        </w:tc>
+      </w:tr>
+      <w:tr>
+        <w:tblPrEx>
+          <w:tblBorders>
+            <w:top w:val="none" w:color="auto" w:sz="0" w:space="0"/>
+            <w:left w:val="none" w:color="auto" w:sz="0" w:space="0"/>
+            <w:bottom w:val="none" w:color="auto" w:sz="0" w:space="0"/>
+            <w:right w:val="none" w:color="auto" w:sz="0" w:space="0"/>
+            <w:insideH w:val="none" w:color="auto" w:sz="0" w:space="0"/>
+            <w:insideV w:val="none" w:color="auto" w:sz="0" w:space="0"/>
+          </w:tblBorders>
+          <w:shd w:val="clear"/>
+          <w:tblCellMar>
+            <w:top w:w="0" w:type="dxa"/>
+            <w:left w:w="120" w:type="dxa"/>
+            <w:bottom w:w="0" w:type="dxa"/>
+            <w:right w:w="115" w:type="dxa"/>
+          </w:tblCellMar>
+        </w:tblPrEx>
+        <w:trPr>
+          <w:trHeight w:val="480" w:hRule="atLeast"/>
+        </w:trPr>
+        <w:tc>
+          <w:tcPr>
+            <w:tcW w:w="4252" w:type="dxa"/>
+            <w:tcBorders>
+              <w:top w:val="single" w:color="BBBBBB" w:sz="4" w:space="0"/>
+              <w:left w:val="single" w:color="BBBBBB" w:sz="4" w:space="0"/>
+              <w:bottom w:val="single" w:color="BBBBBB" w:sz="4" w:space="0"/>
+              <w:right w:val="single" w:color="BBBBBB" w:sz="4" w:space="0"/>
+            </w:tcBorders>
+            <w:shd w:val="clear" w:color="auto" w:fill="F7F1F2"/>
+            <w:vAlign w:val="center"/>
+          </w:tcPr>
+          <w:p>
+            <w:pPr>
+              <w:keepNext w:val="0"/>
+              <w:keepLines w:val="0"/>
+              <w:widowControl/>
+              <w:suppressLineNumbers w:val="0"/>
+              <w:spacing w:before="0" w:beforeAutospacing="0" w:after="0" w:afterAutospacing="0" w:line="256" w:lineRule="auto"/>
+              <w:ind w:left="0" w:right="0" w:firstLine="0"/>
+              <w:jc w:val="left"/>
+              <w:rPr>
+                <w:bdr w:val="none" w:color="auto" w:sz="0" w:space="0"/>
+              </w:rPr>
+            </w:pPr>
+            <w:r>
+              <w:rPr>
+                <w:rFonts w:ascii="Arial" w:hAnsi="Arial" w:eastAsia="Arial" w:cs="Arial"/>
+                <w:color w:val="000000"/>
+                <w:kern w:val="2"/>
+                <w:sz w:val="19"/>
+                <w:szCs w:val="24"/>
+                <w:bdr w:val="none" w:color="auto" w:sz="0" w:space="0"/>
+                <w:lang w:val="en-US" w:eastAsia="zh-CN" w:bidi="ar"/>
+              </w:rPr>
+              <w:t>18–25</w:t>
+            </w:r>
+          </w:p>
+        </w:tc>
+        <w:tc>
+          <w:tcPr>
+            <w:tcW w:w="3972" w:type="dxa"/>
+            <w:tcBorders>
+              <w:top w:val="single" w:color="BBBBBB" w:sz="4" w:space="0"/>
+              <w:left w:val="single" w:color="BBBBBB" w:sz="4" w:space="0"/>
+              <w:bottom w:val="single" w:color="BBBBBB" w:sz="4" w:space="0"/>
+              <w:right w:val="single" w:color="BBBBBB" w:sz="4" w:space="0"/>
+            </w:tcBorders>
+            <w:shd w:val="clear" w:color="auto" w:fill="F7F1F2"/>
+            <w:vAlign w:val="center"/>
+          </w:tcPr>
+          <w:p>
+            <w:pPr>
+              <w:keepNext w:val="0"/>
+              <w:keepLines w:val="0"/>
+              <w:widowControl/>
+              <w:suppressLineNumbers w:val="0"/>
+              <w:spacing w:before="0" w:beforeAutospacing="0" w:after="0" w:afterAutospacing="0" w:line="256" w:lineRule="auto"/>
+              <w:ind w:left="0" w:right="0" w:firstLine="0"/>
+              <w:jc w:val="left"/>
+              <w:rPr>
+                <w:bdr w:val="none" w:color="auto" w:sz="0" w:space="0"/>
+              </w:rPr>
+            </w:pPr>
+            <w:r>
+              <w:rPr>
+                <w:rFonts w:hint="default" w:ascii="Segoe UI Symbol" w:hAnsi="Segoe UI Symbol" w:eastAsia="Segoe UI Symbol" w:cs="Segoe UI Symbol"/>
+                <w:color w:val="000000"/>
+                <w:kern w:val="2"/>
+                <w:sz w:val="19"/>
+                <w:szCs w:val="24"/>
+                <w:bdr w:val="none" w:color="auto" w:sz="0" w:space="0"/>
+                <w:lang w:val="en-US" w:eastAsia="zh-CN" w:bidi="ar"/>
+              </w:rPr>
+              <w:t>≈</w:t>
+            </w:r>
+            <w:r>
+              <w:rPr>
+                <w:rFonts w:ascii="Arial" w:hAnsi="Arial" w:eastAsia="Arial" w:cs="Arial"/>
+                <w:color w:val="000000"/>
+                <w:kern w:val="2"/>
+                <w:sz w:val="19"/>
+                <w:szCs w:val="24"/>
+                <w:bdr w:val="none" w:color="auto" w:sz="0" w:space="0"/>
+                <w:lang w:val="en-US" w:eastAsia="zh-CN" w:bidi="ar"/>
+              </w:rPr>
+              <w:t xml:space="preserve"> 44.5%</w:t>
+            </w:r>
+          </w:p>
+        </w:tc>
+      </w:tr>
+      <w:tr>
+        <w:tblPrEx>
+          <w:tblBorders>
+            <w:top w:val="none" w:color="auto" w:sz="0" w:space="0"/>
+            <w:left w:val="none" w:color="auto" w:sz="0" w:space="0"/>
+            <w:bottom w:val="none" w:color="auto" w:sz="0" w:space="0"/>
+            <w:right w:val="none" w:color="auto" w:sz="0" w:space="0"/>
+            <w:insideH w:val="none" w:color="auto" w:sz="0" w:space="0"/>
+            <w:insideV w:val="none" w:color="auto" w:sz="0" w:space="0"/>
+          </w:tblBorders>
+          <w:shd w:val="clear"/>
+          <w:tblCellMar>
+            <w:top w:w="0" w:type="dxa"/>
+            <w:left w:w="120" w:type="dxa"/>
+            <w:bottom w:w="0" w:type="dxa"/>
+            <w:right w:w="115" w:type="dxa"/>
+          </w:tblCellMar>
+        </w:tblPrEx>
+        <w:trPr>
+          <w:trHeight w:val="480" w:hRule="atLeast"/>
+        </w:trPr>
+        <w:tc>
+          <w:tcPr>
+            <w:tcW w:w="4252" w:type="dxa"/>
+            <w:tcBorders>
+              <w:top w:val="single" w:color="BBBBBB" w:sz="4" w:space="0"/>
+              <w:left w:val="single" w:color="BBBBBB" w:sz="4" w:space="0"/>
+              <w:bottom w:val="single" w:color="BBBBBB" w:sz="4" w:space="0"/>
+              <w:right w:val="single" w:color="BBBBBB" w:sz="4" w:space="0"/>
+            </w:tcBorders>
+            <w:shd w:val="clear" w:color="auto" w:fill="FFFFFF"/>
+            <w:vAlign w:val="center"/>
+          </w:tcPr>
+          <w:p>
+            <w:pPr>
+              <w:keepNext w:val="0"/>
+              <w:keepLines w:val="0"/>
+              <w:widowControl/>
+              <w:suppressLineNumbers w:val="0"/>
+              <w:spacing w:before="0" w:beforeAutospacing="0" w:after="0" w:afterAutospacing="0" w:line="256" w:lineRule="auto"/>
+              <w:ind w:left="0" w:right="0" w:firstLine="0"/>
+              <w:jc w:val="left"/>
+              <w:rPr>
+                <w:bdr w:val="none" w:color="auto" w:sz="0" w:space="0"/>
+              </w:rPr>
+            </w:pPr>
+            <w:r>
+              <w:rPr>
+                <w:rFonts w:ascii="Arial" w:hAnsi="Arial" w:eastAsia="Arial" w:cs="Arial"/>
+                <w:color w:val="000000"/>
+                <w:kern w:val="2"/>
+                <w:sz w:val="19"/>
+                <w:szCs w:val="24"/>
+                <w:bdr w:val="none" w:color="auto" w:sz="0" w:space="0"/>
+                <w:lang w:val="en-US" w:eastAsia="zh-CN" w:bidi="ar"/>
+              </w:rPr>
+              <w:t>26–35</w:t>
+            </w:r>
+          </w:p>
+        </w:tc>
+        <w:tc>
+          <w:tcPr>
+            <w:tcW w:w="3972" w:type="dxa"/>
+            <w:tcBorders>
+              <w:top w:val="single" w:color="BBBBBB" w:sz="4" w:space="0"/>
+              <w:left w:val="single" w:color="BBBBBB" w:sz="4" w:space="0"/>
+              <w:bottom w:val="single" w:color="BBBBBB" w:sz="4" w:space="0"/>
+              <w:right w:val="single" w:color="BBBBBB" w:sz="4" w:space="0"/>
+            </w:tcBorders>
+            <w:shd w:val="clear" w:color="auto" w:fill="FFFFFF"/>
+            <w:vAlign w:val="center"/>
+          </w:tcPr>
+          <w:p>
+            <w:pPr>
+              <w:keepNext w:val="0"/>
+              <w:keepLines w:val="0"/>
+              <w:widowControl/>
+              <w:suppressLineNumbers w:val="0"/>
+              <w:spacing w:before="0" w:beforeAutospacing="0" w:after="0" w:afterAutospacing="0" w:line="256" w:lineRule="auto"/>
+              <w:ind w:left="0" w:right="0" w:firstLine="0"/>
+              <w:jc w:val="left"/>
+              <w:rPr>
+                <w:bdr w:val="none" w:color="auto" w:sz="0" w:space="0"/>
+              </w:rPr>
+            </w:pPr>
+            <w:r>
+              <w:rPr>
+                <w:rFonts w:hint="default" w:ascii="Segoe UI Symbol" w:hAnsi="Segoe UI Symbol" w:eastAsia="Segoe UI Symbol" w:cs="Segoe UI Symbol"/>
+                <w:color w:val="000000"/>
+                <w:kern w:val="2"/>
+                <w:sz w:val="19"/>
+                <w:szCs w:val="24"/>
+                <w:bdr w:val="none" w:color="auto" w:sz="0" w:space="0"/>
+                <w:lang w:val="en-US" w:eastAsia="zh-CN" w:bidi="ar"/>
+              </w:rPr>
+              <w:t>≈</w:t>
+            </w:r>
+            <w:r>
+              <w:rPr>
+                <w:rFonts w:ascii="Arial" w:hAnsi="Arial" w:eastAsia="Arial" w:cs="Arial"/>
+                <w:color w:val="000000"/>
+                <w:kern w:val="2"/>
+                <w:sz w:val="19"/>
+                <w:szCs w:val="24"/>
+                <w:bdr w:val="none" w:color="auto" w:sz="0" w:space="0"/>
+                <w:lang w:val="en-US" w:eastAsia="zh-CN" w:bidi="ar"/>
+              </w:rPr>
+              <w:t xml:space="preserve"> 44.0%</w:t>
+            </w:r>
+          </w:p>
+        </w:tc>
+      </w:tr>
+      <w:tr>
+        <w:tblPrEx>
+          <w:tblBorders>
+            <w:top w:val="none" w:color="auto" w:sz="0" w:space="0"/>
+            <w:left w:val="none" w:color="auto" w:sz="0" w:space="0"/>
+            <w:bottom w:val="none" w:color="auto" w:sz="0" w:space="0"/>
+            <w:right w:val="none" w:color="auto" w:sz="0" w:space="0"/>
+            <w:insideH w:val="none" w:color="auto" w:sz="0" w:space="0"/>
+            <w:insideV w:val="none" w:color="auto" w:sz="0" w:space="0"/>
+          </w:tblBorders>
+          <w:shd w:val="clear"/>
+          <w:tblCellMar>
+            <w:top w:w="0" w:type="dxa"/>
+            <w:left w:w="120" w:type="dxa"/>
+            <w:bottom w:w="0" w:type="dxa"/>
+            <w:right w:w="115" w:type="dxa"/>
+          </w:tblCellMar>
+        </w:tblPrEx>
+        <w:trPr>
+          <w:trHeight w:val="480" w:hRule="atLeast"/>
+        </w:trPr>
+        <w:tc>
+          <w:tcPr>
+            <w:tcW w:w="4252" w:type="dxa"/>
+            <w:tcBorders>
+              <w:top w:val="single" w:color="BBBBBB" w:sz="4" w:space="0"/>
+              <w:left w:val="single" w:color="BBBBBB" w:sz="4" w:space="0"/>
+              <w:bottom w:val="single" w:color="BBBBBB" w:sz="4" w:space="0"/>
+              <w:right w:val="single" w:color="BBBBBB" w:sz="4" w:space="0"/>
+            </w:tcBorders>
+            <w:shd w:val="clear" w:color="auto" w:fill="F7F1F2"/>
+            <w:vAlign w:val="center"/>
+          </w:tcPr>
+          <w:p>
+            <w:pPr>
+              <w:keepNext w:val="0"/>
+              <w:keepLines w:val="0"/>
+              <w:widowControl/>
+              <w:suppressLineNumbers w:val="0"/>
+              <w:spacing w:before="0" w:beforeAutospacing="0" w:after="0" w:afterAutospacing="0" w:line="256" w:lineRule="auto"/>
+              <w:ind w:left="0" w:right="0" w:firstLine="0"/>
+              <w:jc w:val="left"/>
+              <w:rPr>
+                <w:bdr w:val="none" w:color="auto" w:sz="0" w:space="0"/>
+              </w:rPr>
+            </w:pPr>
+            <w:r>
+              <w:rPr>
+                <w:rFonts w:ascii="Arial" w:hAnsi="Arial" w:eastAsia="Arial" w:cs="Arial"/>
+                <w:color w:val="000000"/>
+                <w:kern w:val="2"/>
+                <w:sz w:val="19"/>
+                <w:szCs w:val="24"/>
+                <w:bdr w:val="none" w:color="auto" w:sz="0" w:space="0"/>
+                <w:lang w:val="en-US" w:eastAsia="zh-CN" w:bidi="ar"/>
+              </w:rPr>
+              <w:t>36–45</w:t>
+            </w:r>
+          </w:p>
+        </w:tc>
+        <w:tc>
+          <w:tcPr>
+            <w:tcW w:w="3972" w:type="dxa"/>
+            <w:tcBorders>
+              <w:top w:val="single" w:color="BBBBBB" w:sz="4" w:space="0"/>
+              <w:left w:val="single" w:color="BBBBBB" w:sz="4" w:space="0"/>
+              <w:bottom w:val="single" w:color="BBBBBB" w:sz="4" w:space="0"/>
+              <w:right w:val="single" w:color="BBBBBB" w:sz="4" w:space="0"/>
+            </w:tcBorders>
+            <w:shd w:val="clear" w:color="auto" w:fill="F7F1F2"/>
+            <w:vAlign w:val="center"/>
+          </w:tcPr>
+          <w:p>
+            <w:pPr>
+              <w:keepNext w:val="0"/>
+              <w:keepLines w:val="0"/>
+              <w:widowControl/>
+              <w:suppressLineNumbers w:val="0"/>
+              <w:spacing w:before="0" w:beforeAutospacing="0" w:after="0" w:afterAutospacing="0" w:line="256" w:lineRule="auto"/>
+              <w:ind w:left="0" w:right="0" w:firstLine="0"/>
+              <w:jc w:val="left"/>
+              <w:rPr>
+                <w:bdr w:val="none" w:color="auto" w:sz="0" w:space="0"/>
+              </w:rPr>
+            </w:pPr>
+            <w:r>
+              <w:rPr>
+                <w:rFonts w:hint="default" w:ascii="Segoe UI Symbol" w:hAnsi="Segoe UI Symbol" w:eastAsia="Segoe UI Symbol" w:cs="Segoe UI Symbol"/>
+                <w:color w:val="000000"/>
+                <w:kern w:val="2"/>
+                <w:sz w:val="19"/>
+                <w:szCs w:val="24"/>
+                <w:bdr w:val="none" w:color="auto" w:sz="0" w:space="0"/>
+                <w:lang w:val="en-US" w:eastAsia="zh-CN" w:bidi="ar"/>
+              </w:rPr>
+              <w:t>≈</w:t>
+            </w:r>
+            <w:r>
+              <w:rPr>
+                <w:rFonts w:ascii="Arial" w:hAnsi="Arial" w:eastAsia="Arial" w:cs="Arial"/>
+                <w:color w:val="000000"/>
+                <w:kern w:val="2"/>
+                <w:sz w:val="19"/>
+                <w:szCs w:val="24"/>
+                <w:bdr w:val="none" w:color="auto" w:sz="0" w:space="0"/>
+                <w:lang w:val="en-US" w:eastAsia="zh-CN" w:bidi="ar"/>
+              </w:rPr>
+              <w:t xml:space="preserve"> 43.1%</w:t>
+            </w:r>
+          </w:p>
+        </w:tc>
+      </w:tr>
+      <w:tr>
+        <w:tblPrEx>
+          <w:tblBorders>
+            <w:top w:val="none" w:color="auto" w:sz="0" w:space="0"/>
+            <w:left w:val="none" w:color="auto" w:sz="0" w:space="0"/>
+            <w:bottom w:val="none" w:color="auto" w:sz="0" w:space="0"/>
+            <w:right w:val="none" w:color="auto" w:sz="0" w:space="0"/>
+            <w:insideH w:val="none" w:color="auto" w:sz="0" w:space="0"/>
+            <w:insideV w:val="none" w:color="auto" w:sz="0" w:space="0"/>
+          </w:tblBorders>
+          <w:shd w:val="clear"/>
+          <w:tblCellMar>
+            <w:top w:w="0" w:type="dxa"/>
+            <w:left w:w="120" w:type="dxa"/>
+            <w:bottom w:w="0" w:type="dxa"/>
+            <w:right w:w="115" w:type="dxa"/>
+          </w:tblCellMar>
+        </w:tblPrEx>
+        <w:trPr>
+          <w:trHeight w:val="480" w:hRule="atLeast"/>
+        </w:trPr>
+        <w:tc>
+          <w:tcPr>
+            <w:tcW w:w="4252" w:type="dxa"/>
+            <w:tcBorders>
+              <w:top w:val="single" w:color="BBBBBB" w:sz="4" w:space="0"/>
+              <w:left w:val="single" w:color="BBBBBB" w:sz="4" w:space="0"/>
+              <w:bottom w:val="single" w:color="BBBBBB" w:sz="4" w:space="0"/>
+              <w:right w:val="single" w:color="BBBBBB" w:sz="4" w:space="0"/>
+            </w:tcBorders>
+            <w:shd w:val="clear" w:color="auto" w:fill="FFFFFF"/>
+            <w:vAlign w:val="center"/>
+          </w:tcPr>
+          <w:p>
+            <w:pPr>
+              <w:keepNext w:val="0"/>
+              <w:keepLines w:val="0"/>
+              <w:widowControl/>
+              <w:suppressLineNumbers w:val="0"/>
+              <w:spacing w:before="0" w:beforeAutospacing="0" w:after="0" w:afterAutospacing="0" w:line="256" w:lineRule="auto"/>
+              <w:ind w:left="0" w:right="0" w:firstLine="0"/>
+              <w:jc w:val="left"/>
+              <w:rPr>
+                <w:bdr w:val="none" w:color="auto" w:sz="0" w:space="0"/>
+              </w:rPr>
+            </w:pPr>
+            <w:r>
+              <w:rPr>
+                <w:rFonts w:ascii="Arial" w:hAnsi="Arial" w:eastAsia="Arial" w:cs="Arial"/>
+                <w:color w:val="000000"/>
+                <w:kern w:val="2"/>
+                <w:sz w:val="19"/>
+                <w:szCs w:val="24"/>
+                <w:bdr w:val="none" w:color="auto" w:sz="0" w:space="0"/>
+                <w:lang w:val="en-US" w:eastAsia="zh-CN" w:bidi="ar"/>
+              </w:rPr>
+              <w:t>46–55</w:t>
+            </w:r>
+          </w:p>
+        </w:tc>
+        <w:tc>
+          <w:tcPr>
+            <w:tcW w:w="3972" w:type="dxa"/>
+            <w:tcBorders>
+              <w:top w:val="single" w:color="BBBBBB" w:sz="4" w:space="0"/>
+              <w:left w:val="single" w:color="BBBBBB" w:sz="4" w:space="0"/>
+              <w:bottom w:val="single" w:color="BBBBBB" w:sz="4" w:space="0"/>
+              <w:right w:val="single" w:color="BBBBBB" w:sz="4" w:space="0"/>
+            </w:tcBorders>
+            <w:shd w:val="clear" w:color="auto" w:fill="FFFFFF"/>
+            <w:vAlign w:val="center"/>
+          </w:tcPr>
+          <w:p>
+            <w:pPr>
+              <w:keepNext w:val="0"/>
+              <w:keepLines w:val="0"/>
+              <w:widowControl/>
+              <w:suppressLineNumbers w:val="0"/>
+              <w:spacing w:before="0" w:beforeAutospacing="0" w:after="0" w:afterAutospacing="0" w:line="256" w:lineRule="auto"/>
+              <w:ind w:left="0" w:right="0" w:firstLine="0"/>
+              <w:jc w:val="left"/>
+              <w:rPr>
+                <w:bdr w:val="none" w:color="auto" w:sz="0" w:space="0"/>
+              </w:rPr>
+            </w:pPr>
+            <w:r>
+              <w:rPr>
+                <w:rFonts w:hint="default" w:ascii="Segoe UI Symbol" w:hAnsi="Segoe UI Symbol" w:eastAsia="Segoe UI Symbol" w:cs="Segoe UI Symbol"/>
+                <w:color w:val="000000"/>
+                <w:kern w:val="2"/>
+                <w:sz w:val="19"/>
+                <w:szCs w:val="24"/>
+                <w:bdr w:val="none" w:color="auto" w:sz="0" w:space="0"/>
+                <w:lang w:val="en-US" w:eastAsia="zh-CN" w:bidi="ar"/>
+              </w:rPr>
+              <w:t>≈</w:t>
+            </w:r>
+            <w:r>
+              <w:rPr>
+                <w:rFonts w:ascii="Arial" w:hAnsi="Arial" w:eastAsia="Arial" w:cs="Arial"/>
+                <w:color w:val="000000"/>
+                <w:kern w:val="2"/>
+                <w:sz w:val="19"/>
+                <w:szCs w:val="24"/>
+                <w:bdr w:val="none" w:color="auto" w:sz="0" w:space="0"/>
+                <w:lang w:val="en-US" w:eastAsia="zh-CN" w:bidi="ar"/>
+              </w:rPr>
+              <w:t xml:space="preserve"> 22.2%</w:t>
+            </w:r>
+          </w:p>
+        </w:tc>
+      </w:tr>
+      <w:tr>
+        <w:tblPrEx>
+          <w:tblBorders>
+            <w:top w:val="none" w:color="auto" w:sz="0" w:space="0"/>
+            <w:left w:val="none" w:color="auto" w:sz="0" w:space="0"/>
+            <w:bottom w:val="none" w:color="auto" w:sz="0" w:space="0"/>
+            <w:right w:val="none" w:color="auto" w:sz="0" w:space="0"/>
+            <w:insideH w:val="none" w:color="auto" w:sz="0" w:space="0"/>
+            <w:insideV w:val="none" w:color="auto" w:sz="0" w:space="0"/>
+          </w:tblBorders>
+          <w:shd w:val="clear"/>
+          <w:tblCellMar>
+            <w:top w:w="0" w:type="dxa"/>
+            <w:left w:w="120" w:type="dxa"/>
+            <w:bottom w:w="0" w:type="dxa"/>
+            <w:right w:w="115" w:type="dxa"/>
+          </w:tblCellMar>
+        </w:tblPrEx>
+        <w:trPr>
+          <w:trHeight w:val="480" w:hRule="atLeast"/>
+        </w:trPr>
+        <w:tc>
+          <w:tcPr>
+            <w:tcW w:w="4252" w:type="dxa"/>
+            <w:tcBorders>
+              <w:top w:val="single" w:color="BBBBBB" w:sz="4" w:space="0"/>
+              <w:left w:val="single" w:color="BBBBBB" w:sz="4" w:space="0"/>
+              <w:bottom w:val="single" w:color="BBBBBB" w:sz="4" w:space="0"/>
+              <w:right w:val="single" w:color="BBBBBB" w:sz="4" w:space="0"/>
+            </w:tcBorders>
+            <w:shd w:val="clear" w:color="auto" w:fill="F7F1F2"/>
+            <w:vAlign w:val="center"/>
+          </w:tcPr>
+          <w:p>
+            <w:pPr>
+              <w:keepNext w:val="0"/>
+              <w:keepLines w:val="0"/>
+              <w:widowControl/>
+              <w:suppressLineNumbers w:val="0"/>
+              <w:spacing w:before="0" w:beforeAutospacing="0" w:after="0" w:afterAutospacing="0" w:line="256" w:lineRule="auto"/>
+              <w:ind w:left="0" w:right="0" w:firstLine="0"/>
+              <w:jc w:val="left"/>
+              <w:rPr>
+                <w:bdr w:val="none" w:color="auto" w:sz="0" w:space="0"/>
+              </w:rPr>
+            </w:pPr>
+            <w:r>
+              <w:rPr>
+                <w:rFonts w:ascii="Arial" w:hAnsi="Arial" w:eastAsia="Arial" w:cs="Arial"/>
+                <w:color w:val="000000"/>
+                <w:kern w:val="2"/>
+                <w:sz w:val="19"/>
+                <w:szCs w:val="24"/>
+                <w:bdr w:val="none" w:color="auto" w:sz="0" w:space="0"/>
+                <w:lang w:val="en-US" w:eastAsia="zh-CN" w:bidi="ar"/>
+              </w:rPr>
+              <w:t>55+</w:t>
+            </w:r>
+          </w:p>
+        </w:tc>
+        <w:tc>
+          <w:tcPr>
+            <w:tcW w:w="3972" w:type="dxa"/>
+            <w:tcBorders>
+              <w:top w:val="single" w:color="BBBBBB" w:sz="4" w:space="0"/>
+              <w:left w:val="single" w:color="BBBBBB" w:sz="4" w:space="0"/>
+              <w:bottom w:val="single" w:color="BBBBBB" w:sz="4" w:space="0"/>
+              <w:right w:val="single" w:color="BBBBBB" w:sz="4" w:space="0"/>
+            </w:tcBorders>
+            <w:shd w:val="clear" w:color="auto" w:fill="F7F1F2"/>
+            <w:vAlign w:val="center"/>
+          </w:tcPr>
+          <w:p>
+            <w:pPr>
+              <w:keepNext w:val="0"/>
+              <w:keepLines w:val="0"/>
+              <w:widowControl/>
+              <w:suppressLineNumbers w:val="0"/>
+              <w:spacing w:before="0" w:beforeAutospacing="0" w:after="0" w:afterAutospacing="0" w:line="256" w:lineRule="auto"/>
+              <w:ind w:left="0" w:right="0" w:firstLine="0"/>
+              <w:jc w:val="left"/>
+              <w:rPr>
+                <w:bdr w:val="none" w:color="auto" w:sz="0" w:space="0"/>
+              </w:rPr>
+            </w:pPr>
+            <w:r>
+              <w:rPr>
+                <w:rFonts w:hint="default" w:ascii="Segoe UI Symbol" w:hAnsi="Segoe UI Symbol" w:eastAsia="Segoe UI Symbol" w:cs="Segoe UI Symbol"/>
+                <w:color w:val="000000"/>
+                <w:kern w:val="2"/>
+                <w:sz w:val="19"/>
+                <w:szCs w:val="24"/>
+                <w:bdr w:val="none" w:color="auto" w:sz="0" w:space="0"/>
+                <w:lang w:val="en-US" w:eastAsia="zh-CN" w:bidi="ar"/>
+              </w:rPr>
+              <w:t>≈</w:t>
+            </w:r>
+            <w:r>
+              <w:rPr>
+                <w:rFonts w:ascii="Arial" w:hAnsi="Arial" w:eastAsia="Arial" w:cs="Arial"/>
+                <w:color w:val="000000"/>
+                <w:kern w:val="2"/>
+                <w:sz w:val="19"/>
+                <w:szCs w:val="24"/>
+                <w:bdr w:val="none" w:color="auto" w:sz="0" w:space="0"/>
+                <w:lang w:val="en-US" w:eastAsia="zh-CN" w:bidi="ar"/>
+              </w:rPr>
+              <w:t xml:space="preserve"> 16.1%</w:t>
+            </w:r>
+          </w:p>
+        </w:tc>
+      </w:tr>
+    </w:tbl>
+    <w:p>
+      <w:pPr>
+        <w:keepNext w:val="0"/>
+        <w:keepLines w:val="0"/>
+        <w:widowControl/>
+        <w:suppressLineNumbers w:val="0"/>
+        <w:spacing w:before="0" w:beforeAutospacing="0" w:after="299" w:afterAutospacing="0" w:line="304" w:lineRule="auto"/>
+        <w:ind w:left="-5" w:right="9" w:hanging="10"/>
+        <w:jc w:val="left"/>
+        <w:rPr>
+          <w:lang w:val="en-US"/>
+        </w:rPr>
+      </w:pPr>
+      <w:r>
+        <w:rPr>
+          <w:rFonts w:ascii="Arial" w:hAnsi="Arial" w:eastAsia="Arial" w:cs="Arial"/>
+          <w:color w:val="000000"/>
+          <w:kern w:val="2"/>
+          <w:sz w:val="20"/>
+          <w:szCs w:val="24"/>
+          <w:lang w:val="en-US" w:eastAsia="zh-CN" w:bidi="ar"/>
+        </w:rPr>
+        <w:t>The younger identified age groups show higher observed high-risk percentages than the older groups. However, the Unknown category has the highest observed percentage, which signals a data-quality issue that should be investigated. This is an association in the dataset, not evidence that age causes fraud.</w:t>
+      </w:r>
+    </w:p>
+    <w:p/>
+    <w:p>
+      <w:pPr>
         <w:spacing w:before="140" w:after="60"/>
+        <w:rPr>
+          <w:rFonts w:ascii="Arial" w:hAnsi="Arial"/>
+          <w:b/>
+          <w:color w:val="70182D"/>
+          <w:sz w:val="32"/>
+        </w:rPr>
+      </w:pPr>
+    </w:p>
+    <w:p>
+      <w:pPr>
+        <w:spacing w:before="140" w:after="60"/>
+        <w:rPr>
+          <w:rFonts w:ascii="Arial" w:hAnsi="Arial"/>
+          <w:b/>
+          <w:color w:val="70182D"/>
+          <w:sz w:val="32"/>
+        </w:rPr>
+      </w:pPr>
+    </w:p>
+    <w:p>
+      <w:pPr>
+        <w:spacing w:before="140" w:after="60"/>
+        <w:rPr>
+          <w:rFonts w:ascii="Arial" w:hAnsi="Arial"/>
+          <w:b/>
+          <w:color w:val="70182D"/>
+          <w:sz w:val="32"/>
+        </w:rPr>
+      </w:pPr>
+    </w:p>
+    <w:p>
+      <w:pPr>
+        <w:spacing w:before="140" w:after="60"/>
+        <w:rPr>
+          <w:rFonts w:ascii="Arial" w:hAnsi="Arial"/>
+          <w:b/>
+          <w:color w:val="70182D"/>
+          <w:sz w:val="32"/>
+        </w:rPr>
+      </w:pPr>
+    </w:p>
+    <w:p>
+      <w:pPr>
+        <w:spacing w:before="140" w:after="60"/>
+        <w:rPr>
+          <w:rFonts w:ascii="Arial" w:hAnsi="Arial"/>
+          <w:b/>
+          <w:color w:val="70182D"/>
+          <w:sz w:val="32"/>
+        </w:rPr>
+      </w:pPr>
+    </w:p>
+    <w:p>
+      <w:pPr>
+        <w:spacing w:before="140" w:after="60"/>
+        <w:rPr>
+          <w:rFonts w:ascii="Arial" w:hAnsi="Arial"/>
+          <w:b/>
+          <w:color w:val="70182D"/>
+          <w:sz w:val="32"/>
+        </w:rPr>
+      </w:pPr>
+    </w:p>
+    <w:p>
+      <w:pPr>
+        <w:spacing w:before="140" w:after="60"/>
+        <w:rPr>
+          <w:rFonts w:ascii="Arial" w:hAnsi="Arial"/>
+          <w:b/>
+          <w:color w:val="70182D"/>
+          <w:sz w:val="32"/>
+        </w:rPr>
+      </w:pPr>
+    </w:p>
+    <w:p>
+      <w:pPr>
+        <w:spacing w:before="140" w:after="60"/>
+        <w:rPr>
+          <w:rFonts w:ascii="Arial" w:hAnsi="Arial"/>
+          <w:b/>
+          <w:color w:val="70182D"/>
+          <w:sz w:val="32"/>
+        </w:rPr>
+      </w:pPr>
+    </w:p>
+    <w:p>
+      <w:pPr>
+        <w:spacing w:before="140" w:after="60"/>
+        <w:rPr>
+          <w:rFonts w:ascii="Arial" w:hAnsi="Arial"/>
+          <w:b/>
+          <w:color w:val="70182D"/>
+          <w:sz w:val="32"/>
+        </w:rPr>
+      </w:pPr>
+    </w:p>
+    <w:p>
+      <w:pPr>
+        <w:spacing w:before="140" w:after="60"/>
+        <w:rPr>
+          <w:rFonts w:ascii="Arial" w:hAnsi="Arial"/>
+          <w:b/>
+          <w:color w:val="70182D"/>
+          <w:sz w:val="32"/>
+        </w:rPr>
+      </w:pPr>
+    </w:p>
+    <w:p>
+      <w:pPr>
+        <w:spacing w:before="140" w:after="60"/>
+        <w:ind w:firstLine="1121" w:firstLineChars="350"/>
       </w:pPr>
       <w:r>
         <w:rPr>
@@ -3455,6 +6122,59 @@
     </w:p>
     <w:p>
       <w:pPr>
+        <w:keepNext w:val="0"/>
+        <w:keepLines w:val="0"/>
+        <w:widowControl/>
+        <w:suppressLineNumbers w:val="0"/>
+        <w:spacing w:before="0" w:beforeAutospacing="0" w:after="84" w:afterAutospacing="0" w:line="256" w:lineRule="auto"/>
+        <w:ind w:left="-5" w:right="0" w:hanging="10"/>
+        <w:jc w:val="left"/>
+        <w:rPr>
+          <w:lang w:val="en-US"/>
+        </w:rPr>
+      </w:pPr>
+      <w:r>
+        <w:rPr>
+          <w:rFonts w:ascii="Arial" w:hAnsi="Arial" w:eastAsia="Arial" w:cs="Arial"/>
+          <w:b/>
+          <w:bCs w:val="0"/>
+          <w:color w:val="8A5A00"/>
+          <w:kern w:val="2"/>
+          <w:sz w:val="25"/>
+          <w:szCs w:val="24"/>
+          <w:lang w:val="en-US" w:eastAsia="zh-CN" w:bidi="ar"/>
+        </w:rPr>
+        <w:t>Story: “What should management do?”</w:t>
+      </w:r>
+    </w:p>
+    <w:p>
+      <w:pPr>
+        <w:keepNext w:val="0"/>
+        <w:keepLines w:val="0"/>
+        <w:widowControl/>
+        <w:suppressLineNumbers w:val="0"/>
+        <w:spacing w:before="0" w:beforeAutospacing="0" w:after="0" w:afterAutospacing="0" w:line="304" w:lineRule="auto"/>
+        <w:ind w:left="-5" w:right="9" w:hanging="10"/>
+        <w:jc w:val="left"/>
+        <w:rPr>
+          <w:lang w:val="en-US"/>
+        </w:rPr>
+      </w:pPr>
+      <w:r>
+        <w:rPr>
+          <w:rFonts w:ascii="Arial" w:hAnsi="Arial" w:eastAsia="Arial" w:cs="Arial"/>
+          <w:color w:val="000000"/>
+          <w:kern w:val="2"/>
+          <w:sz w:val="20"/>
+          <w:szCs w:val="24"/>
+          <w:lang w:val="en-US" w:eastAsia="zh-CN" w:bidi="ar"/>
+        </w:rPr>
+        <w:t>After completing the detailed analysis, I bring everything together into an executive monitoring page. This page converts the analysis into a management-level view using the overall analytical risk score, risk category, high-risk customers, customers to monitor and low-risk customers.</w:t>
+      </w:r>
+    </w:p>
+    <w:p/>
+    <w:p>
+      <w:pPr>
         <w:spacing w:before="140" w:after="60"/>
       </w:pPr>
       <w:r>
@@ -3939,6 +6659,238 @@
     </w:p>
     <w:p>
       <w:pPr>
+        <w:pStyle w:val="2"/>
+        <w:widowControl/>
+        <w:numPr>
+          <w:numId w:val="0"/>
+        </w:numPr>
+        <w:ind w:left="-15" w:leftChars="0"/>
+        <w:rPr>
+          <w:color w:val="632523" w:themeColor="accent2" w:themeShade="80"/>
+          <w:sz w:val="24"/>
+          <w:szCs w:val="24"/>
+          <w:lang w:val="en-US"/>
+        </w:rPr>
+      </w:pPr>
+      <w:r>
+        <w:rPr>
+          <w:color w:val="632523" w:themeColor="accent2" w:themeShade="80"/>
+          <w:sz w:val="24"/>
+          <w:szCs w:val="24"/>
+          <w:lang w:val="en-US"/>
+        </w:rPr>
+        <w:t>Final Presentation Conclusion</w:t>
+      </w:r>
+    </w:p>
+    <w:p>
+      <w:pPr>
+        <w:keepNext w:val="0"/>
+        <w:keepLines w:val="0"/>
+        <w:widowControl/>
+        <w:suppressLineNumbers w:val="0"/>
+        <w:spacing w:before="0" w:beforeAutospacing="0" w:after="299" w:afterAutospacing="0" w:line="304" w:lineRule="auto"/>
+        <w:ind w:left="-5" w:right="9" w:hanging="10"/>
+        <w:jc w:val="left"/>
+        <w:rPr>
+          <w:lang w:val="en-US"/>
+        </w:rPr>
+      </w:pPr>
+      <w:r>
+        <w:rPr>
+          <w:rFonts w:hint="default" w:ascii="Arial" w:hAnsi="Arial" w:eastAsia="Arial" w:cs="Arial"/>
+          <w:color w:val="000000"/>
+          <w:kern w:val="2"/>
+          <w:sz w:val="20"/>
+          <w:szCs w:val="24"/>
+          <w:lang w:val="en-US" w:eastAsia="zh-CN" w:bidi="ar"/>
+        </w:rPr>
+        <w:t>To conclude, my Paisa Bazaar Banking Fraud Analysis project uses Power BI and DAX to convert customer financial and behavioural data into actionable risk insights.</w:t>
+      </w:r>
+    </w:p>
+    <w:p>
+      <w:pPr>
+        <w:keepNext w:val="0"/>
+        <w:keepLines w:val="0"/>
+        <w:widowControl/>
+        <w:suppressLineNumbers w:val="0"/>
+        <w:spacing w:before="0" w:beforeAutospacing="0" w:after="299" w:afterAutospacing="0" w:line="304" w:lineRule="auto"/>
+        <w:ind w:left="-5" w:right="9" w:hanging="10"/>
+        <w:jc w:val="left"/>
+        <w:rPr>
+          <w:lang w:val="en-US"/>
+        </w:rPr>
+      </w:pPr>
+      <w:r>
+        <w:rPr>
+          <w:rFonts w:hint="default" w:ascii="Arial" w:hAnsi="Arial" w:eastAsia="Arial" w:cs="Arial"/>
+          <w:color w:val="000000"/>
+          <w:kern w:val="2"/>
+          <w:sz w:val="20"/>
+          <w:szCs w:val="24"/>
+          <w:lang w:val="en-US" w:eastAsia="zh-CN" w:bidi="ar"/>
+        </w:rPr>
+        <w:t>I started by identifying the overall risk population, then analyzed financial and payment behaviour, followed by a deeper customer profile using income, debt, EMI, investment, occupation and age.</w:t>
+      </w:r>
+    </w:p>
+    <w:p>
+      <w:pPr>
+        <w:keepNext w:val="0"/>
+        <w:keepLines w:val="0"/>
+        <w:widowControl/>
+        <w:suppressLineNumbers w:val="0"/>
+        <w:spacing w:before="0" w:beforeAutospacing="0" w:after="299" w:afterAutospacing="0" w:line="304" w:lineRule="auto"/>
+        <w:ind w:left="-5" w:right="9" w:hanging="10"/>
+        <w:jc w:val="left"/>
+        <w:rPr>
+          <w:lang w:val="en-US"/>
+        </w:rPr>
+      </w:pPr>
+      <w:r>
+        <w:rPr>
+          <w:rFonts w:hint="default" w:ascii="Arial" w:hAnsi="Arial" w:eastAsia="Arial" w:cs="Arial"/>
+          <w:color w:val="000000"/>
+          <w:kern w:val="2"/>
+          <w:sz w:val="20"/>
+          <w:szCs w:val="24"/>
+          <w:lang w:val="en-US" w:eastAsia="zh-CN" w:bidi="ar"/>
+        </w:rPr>
+        <w:t>Finally, I created an executive monitoring dashboard containing a custom analytical risk score, risk distribution, risk drivers and management recommendations.</w:t>
+      </w:r>
+    </w:p>
+    <w:p>
+      <w:pPr>
+        <w:keepNext w:val="0"/>
+        <w:keepLines w:val="0"/>
+        <w:widowControl/>
+        <w:suppressLineNumbers w:val="0"/>
+        <w:spacing w:before="0" w:beforeAutospacing="0" w:after="319" w:afterAutospacing="0" w:line="290" w:lineRule="auto"/>
+        <w:ind w:left="-5" w:right="0" w:hanging="10"/>
+        <w:jc w:val="left"/>
+        <w:rPr>
+          <w:lang w:val="en-US"/>
+        </w:rPr>
+      </w:pPr>
+      <w:r>
+        <w:rPr>
+          <w:rFonts w:hint="default" w:ascii="Arial" w:hAnsi="Arial" w:eastAsia="Arial" w:cs="Arial"/>
+          <w:color w:val="000000"/>
+          <w:kern w:val="2"/>
+          <w:sz w:val="20"/>
+          <w:szCs w:val="24"/>
+          <w:lang w:val="en-US" w:eastAsia="zh-CN" w:bidi="ar"/>
+        </w:rPr>
+        <w:t xml:space="preserve">The dashboard shows </w:t>
+      </w:r>
+      <w:r>
+        <w:rPr>
+          <w:rFonts w:hint="default" w:ascii="Arial" w:hAnsi="Arial" w:eastAsia="Arial" w:cs="Arial"/>
+          <w:b/>
+          <w:bCs w:val="0"/>
+          <w:color w:val="000000"/>
+          <w:kern w:val="2"/>
+          <w:sz w:val="20"/>
+          <w:szCs w:val="24"/>
+          <w:lang w:val="en-US" w:eastAsia="zh-CN" w:bidi="ar"/>
+        </w:rPr>
+        <w:t>41.62% of customers classified as high risk and 54.42% in the Monitor category</w:t>
+      </w:r>
+      <w:r>
+        <w:rPr>
+          <w:rFonts w:hint="default" w:ascii="Arial" w:hAnsi="Arial" w:eastAsia="Arial" w:cs="Arial"/>
+          <w:color w:val="000000"/>
+          <w:kern w:val="2"/>
+          <w:sz w:val="20"/>
+          <w:szCs w:val="24"/>
+          <w:lang w:val="en-US" w:eastAsia="zh-CN" w:bidi="ar"/>
+        </w:rPr>
+        <w:t>.</w:t>
+      </w:r>
+    </w:p>
+    <w:p>
+      <w:pPr>
+        <w:keepNext w:val="0"/>
+        <w:keepLines w:val="0"/>
+        <w:widowControl/>
+        <w:suppressLineNumbers w:val="0"/>
+        <w:spacing w:before="0" w:beforeAutospacing="0" w:after="299" w:afterAutospacing="0" w:line="304" w:lineRule="auto"/>
+        <w:ind w:left="-5" w:right="9" w:hanging="10"/>
+        <w:jc w:val="left"/>
+        <w:rPr>
+          <w:lang w:val="en-US"/>
+        </w:rPr>
+      </w:pPr>
+      <w:r>
+        <w:rPr>
+          <w:rFonts w:hint="default" w:ascii="Arial" w:hAnsi="Arial" w:eastAsia="Arial" w:cs="Arial"/>
+          <w:color w:val="000000"/>
+          <w:kern w:val="2"/>
+          <w:sz w:val="20"/>
+          <w:szCs w:val="24"/>
+          <w:lang w:val="en-US" w:eastAsia="zh-CN" w:bidi="ar"/>
+        </w:rPr>
+        <w:t>The key message from my analysis is that risk should not be judged using a single variable. Delayed payments, credit utilization, credit inquiries, loans, debt and customer characteristics should be considered together.</w:t>
+      </w:r>
+    </w:p>
+    <w:p>
+      <w:pPr>
+        <w:keepNext w:val="0"/>
+        <w:keepLines w:val="0"/>
+        <w:widowControl/>
+        <w:suppressLineNumbers w:val="0"/>
+        <w:spacing w:before="0" w:beforeAutospacing="0" w:after="299" w:afterAutospacing="0" w:line="304" w:lineRule="auto"/>
+        <w:ind w:left="-5" w:right="9" w:hanging="10"/>
+        <w:jc w:val="left"/>
+        <w:rPr>
+          <w:lang w:val="en-US"/>
+        </w:rPr>
+      </w:pPr>
+      <w:r>
+        <w:rPr>
+          <w:rFonts w:hint="default" w:ascii="Arial" w:hAnsi="Arial" w:eastAsia="Arial" w:cs="Arial"/>
+          <w:color w:val="000000"/>
+          <w:kern w:val="2"/>
+          <w:sz w:val="20"/>
+          <w:szCs w:val="24"/>
+          <w:lang w:val="en-US" w:eastAsia="zh-CN" w:bidi="ar"/>
+        </w:rPr>
+        <w:t xml:space="preserve">Therefore, the dashboard supports </w:t>
+      </w:r>
+      <w:r>
+        <w:rPr>
+          <w:rFonts w:hint="default" w:ascii="Arial" w:hAnsi="Arial" w:eastAsia="Arial" w:cs="Arial"/>
+          <w:b/>
+          <w:bCs w:val="0"/>
+          <w:color w:val="000000"/>
+          <w:kern w:val="2"/>
+          <w:sz w:val="20"/>
+          <w:szCs w:val="24"/>
+          <w:lang w:val="en-US" w:eastAsia="zh-CN" w:bidi="ar"/>
+        </w:rPr>
+        <w:t>targeted risk monitoring and better management decisions</w:t>
+      </w:r>
+      <w:r>
+        <w:rPr>
+          <w:rFonts w:hint="default" w:ascii="Arial" w:hAnsi="Arial" w:eastAsia="Arial" w:cs="Arial"/>
+          <w:color w:val="000000"/>
+          <w:kern w:val="2"/>
+          <w:sz w:val="20"/>
+          <w:szCs w:val="24"/>
+          <w:lang w:val="en-US" w:eastAsia="zh-CN" w:bidi="ar"/>
+        </w:rPr>
+        <w:t xml:space="preserve"> rather than simply labeling customers as fraudulent.</w:t>
+      </w:r>
+    </w:p>
+    <w:p>
+      <w:pPr>
+        <w:pStyle w:val="23"/>
+        <w:numPr>
+          <w:numId w:val="0"/>
+        </w:numPr>
+        <w:ind w:leftChars="0"/>
+      </w:pPr>
+    </w:p>
+    <w:p>
+      <w:pPr>
         <w:spacing w:before="140" w:after="60"/>
       </w:pPr>
       <w:r>
@@ -4204,12 +7156,12 @@
     </w:p>
     <w:p>
       <w:r>
-        <w:t>Screenshot 4: FRAUD RISK MO</w:t>
+        <w:t>Screenshot 4: F</w:t>
       </w:r>
       <w:bookmarkStart w:id="0" w:name="_GoBack"/>
       <w:bookmarkEnd w:id="0"/>
       <w:r>
-        <w:t>NITORING / EXECUTIVE VIEW</w:t>
+        <w:t>RAUD RISK MONITORING / EXECUTIVE VIEW</w:t>
       </w:r>
     </w:p>
     <w:sectPr>
@@ -4417,7 +7369,7 @@
   <w:docDefaults>
     <w:rPrDefault>
       <w:rPr>
-        <w:rFonts w:asciiTheme="minorHAnsi" w:hAnsiTheme="minorHAnsi" w:eastAsiaTheme="minorEastAsia" w:cstheme="minorBidi"/>
+        <w:rFonts w:ascii="Calibri" w:hAnsi="Calibri" w:eastAsia="Times New Roman" w:cs="Calibri"/>
       </w:rPr>
     </w:rPrDefault>
     <w:pPrDefault/>
@@ -4939,6 +7891,20 @@
     <w:unhideWhenUsed/>
     <w:qFormat/>
     <w:uiPriority w:val="99"/>
+    <w:pPr>
+      <w:keepNext w:val="0"/>
+      <w:keepLines w:val="0"/>
+      <w:widowControl/>
+      <w:suppressLineNumbers w:val="0"/>
+      <w:spacing w:before="0" w:beforeAutospacing="0" w:after="160" w:afterAutospacing="0" w:line="276" w:lineRule="auto"/>
+      <w:ind w:left="0" w:right="0"/>
+    </w:pPr>
+    <w:rPr>
+      <w:rFonts w:hint="default" w:ascii="Calibri" w:hAnsi="Calibri" w:cs="Times New Roman"/>
+      <w:kern w:val="2"/>
+      <w:sz w:val="24"/>
+      <w:szCs w:val="24"/>
+    </w:rPr>
     <w:tblPr>
       <w:tblCellMar>
         <w:top w:w="0" w:type="dxa"/>
@@ -16936,6 +19902,7 @@
     <w:name w:val="Body Text 2 Char"/>
     <w:basedOn w:val="11"/>
     <w:link w:val="14"/>
+    <w:qFormat/>
     <w:uiPriority w:val="99"/>
   </w:style>
   <w:style w:type="character" w:customStyle="1" w:styleId="146">
@@ -17001,6 +19968,7 @@
     <w:basedOn w:val="11"/>
     <w:link w:val="5"/>
     <w:semiHidden/>
+    <w:qFormat/>
     <w:uiPriority w:val="9"/>
     <w:rPr>
       <w:rFonts w:asciiTheme="majorHAnsi" w:hAnsiTheme="majorHAnsi" w:eastAsiaTheme="majorEastAsia" w:cstheme="majorBidi"/>
@@ -17033,6 +20001,7 @@
     <w:basedOn w:val="11"/>
     <w:link w:val="7"/>
     <w:semiHidden/>
+    <w:qFormat/>
     <w:uiPriority w:val="9"/>
     <w:rPr>
       <w:rFonts w:asciiTheme="majorHAnsi" w:hAnsiTheme="majorHAnsi" w:eastAsiaTheme="majorEastAsia" w:cstheme="majorBidi"/>
@@ -17087,6 +20056,7 @@
     <w:basedOn w:val="11"/>
     <w:link w:val="10"/>
     <w:semiHidden/>
+    <w:qFormat/>
     <w:uiPriority w:val="9"/>
     <w:rPr>
       <w:rFonts w:asciiTheme="majorHAnsi" w:hAnsiTheme="majorHAnsi" w:eastAsiaTheme="majorEastAsia" w:cstheme="majorBidi"/>
@@ -17136,6 +20106,7 @@
     <w:name w:val="Intense Quote Char"/>
     <w:basedOn w:val="11"/>
     <w:link w:val="156"/>
+    <w:qFormat/>
     <w:uiPriority w:val="30"/>
     <w:rPr>
       <w:b/>
@@ -17245,6 +20216,32 @@
     <w:pPr>
       <w:outlineLvl w:val="9"/>
     </w:pPr>
+  </w:style>
+  <w:style w:type="table" w:customStyle="1" w:styleId="164">
+    <w:name w:val="TableGrid"/>
+    <w:uiPriority w:val="0"/>
+    <w:pPr>
+      <w:keepNext w:val="0"/>
+      <w:keepLines w:val="0"/>
+      <w:widowControl/>
+      <w:suppressLineNumbers w:val="0"/>
+      <w:spacing w:before="0" w:beforeAutospacing="0" w:after="0" w:afterAutospacing="0"/>
+      <w:ind w:left="0" w:right="0"/>
+    </w:pPr>
+    <w:rPr>
+      <w:rFonts w:hint="default" w:ascii="Calibri" w:hAnsi="Calibri" w:cs="Times New Roman"/>
+      <w:kern w:val="2"/>
+      <w:sz w:val="24"/>
+      <w:szCs w:val="24"/>
+    </w:rPr>
+    <w:tblPr>
+      <w:tblCellMar>
+        <w:top w:w="0" w:type="dxa"/>
+        <w:left w:w="0" w:type="dxa"/>
+        <w:bottom w:w="0" w:type="dxa"/>
+        <w:right w:w="0" w:type="dxa"/>
+      </w:tblCellMar>
+    </w:tblPr>
   </w:style>
 </w:styles>
 </file>
